--- a/sch_config/系统设计使用说明书.docx
+++ b/sch_config/系统设计使用说明书.docx
@@ -2,11 +2,26 @@
 <file path=word/document.xml><?xml version="1.0" encoding="utf-8"?>
 <w:document xmlns:wpc="http://schemas.microsoft.com/office/word/2010/wordprocessingCanvas" xmlns:cx="http://schemas.microsoft.com/office/drawing/2014/chartex" xmlns:cx1="http://schemas.microsoft.com/office/drawing/2015/9/8/chartex" xmlns:cx2="http://schemas.microsoft.com/office/drawing/2015/10/21/chartex" xmlns:cx3="http://schemas.microsoft.com/office/drawing/2016/5/9/chartex" xmlns:cx4="http://schemas.microsoft.com/office/drawing/2016/5/10/chartex" xmlns:cx5="http://schemas.microsoft.com/office/drawing/2016/5/11/chartex" xmlns:cx6="http://schemas.microsoft.com/office/drawing/2016/5/12/chartex" xmlns:cx7="http://schemas.microsoft.com/office/drawing/2016/5/13/chartex" xmlns:cx8="http://schemas.microsoft.com/office/drawing/2016/5/14/chartex" xmlns:mc="http://schemas.openxmlformats.org/markup-compatibility/2006" xmlns:aink="http://schemas.microsoft.com/office/drawing/2016/ink" xmlns:am3d="http://schemas.microsoft.com/office/drawing/2017/model3d" xmlns:o="urn:schemas-microsoft-com:office:office" xmlns:oel="http://schemas.microsoft.com/office/2019/extlst" xmlns:r="http://schemas.openxmlformats.org/officeDocument/2006/relationships" xmlns:m="http://schemas.openxmlformats.org/officeDocument/2006/math" xmlns:v="urn:schemas-microsoft-com:vml" xmlns:wp14="http://schemas.microsoft.com/office/word/2010/wordprocessingDrawing" xmlns:wp="http://schemas.openxmlformats.org/drawingml/2006/wordprocessingDrawing" xmlns:w10="urn:schemas-microsoft-com:office:word" xmlns:w="http://schemas.openxmlformats.org/wordprocessingml/2006/main" xmlns:w14="http://schemas.microsoft.com/office/word/2010/wordml" xmlns:w15="http://schemas.microsoft.com/office/word/2012/wordml" xmlns:w16cex="http://schemas.microsoft.com/office/word/2018/wordml/cex" xmlns:w16cid="http://schemas.microsoft.com/office/word/2016/wordml/cid" xmlns:w16="http://schemas.microsoft.com/office/word/2018/wordml" xmlns:w16du="http://schemas.microsoft.com/office/word/2023/wordml/word16du" xmlns:w16sdtdh="http://schemas.microsoft.com/office/word/2020/wordml/sdtdatahash" xmlns:w16sdtfl="http://schemas.microsoft.com/office/word/2024/wordml/sdtformatlock" xmlns:w16se="http://schemas.microsoft.com/office/word/2015/wordml/symex" xmlns:wpg="http://schemas.microsoft.com/office/word/2010/wordprocessingGroup" xmlns:wpi="http://schemas.microsoft.com/office/word/2010/wordprocessingInk" xmlns:wne="http://schemas.microsoft.com/office/word/2006/wordml" xmlns:wps="http://schemas.microsoft.com/office/word/2010/wordprocessingShape" mc:Ignorable="w14 w15 w16se w16cid w16 w16cex w16sdtdh w16sdtfl w16du wp14">
   <w:body>
-    <w:p/>
-    <w:p/>
+    <w:p>
+      <w:pPr>
+        <w:rPr>
+          <w:rFonts w:hint="eastAsia"/>
+        </w:rPr>
+      </w:pPr>
+    </w:p>
+    <w:p>
+      <w:pPr>
+        <w:rPr>
+          <w:rFonts w:hint="eastAsia"/>
+        </w:rPr>
+      </w:pPr>
+    </w:p>
     <w:p>
       <w:pPr>
         <w:pStyle w:val="1"/>
+        <w:rPr>
+          <w:rFonts w:hint="eastAsia"/>
+        </w:rPr>
       </w:pPr>
       <w:r>
         <w:t>一、项目文档</w:t>
@@ -15,6 +30,9 @@
     <w:p>
       <w:pPr>
         <w:pStyle w:val="2"/>
+        <w:rPr>
+          <w:rFonts w:hint="eastAsia"/>
+        </w:rPr>
       </w:pPr>
       <w:r>
         <w:t>1.1 </w:t>
@@ -307,6 +325,11 @@
       </w:r>
     </w:p>
     <w:p>
+      <w:pPr>
+        <w:rPr>
+          <w:rFonts w:hint="eastAsia"/>
+        </w:rPr>
+      </w:pPr>
       <w:r>
         <w:rPr>
           <w:rFonts w:hint="eastAsia"/>
@@ -314,16 +337,30 @@
         <w:t>pipenv install</w:t>
       </w:r>
     </w:p>
-    <w:p/>
+    <w:p>
+      <w:pPr>
+        <w:rPr>
+          <w:rFonts w:hint="eastAsia"/>
+        </w:rPr>
+      </w:pPr>
+    </w:p>
     <w:p>
       <w:pPr>
         <w:pStyle w:val="3"/>
+        <w:rPr>
+          <w:rFonts w:hint="eastAsia"/>
+        </w:rPr>
       </w:pPr>
       <w:r>
         <w:t>配置环境变量</w:t>
       </w:r>
     </w:p>
     <w:p>
+      <w:pPr>
+        <w:rPr>
+          <w:rFonts w:hint="eastAsia"/>
+        </w:rPr>
+      </w:pPr>
       <w:r>
         <w:rPr>
           <w:rFonts w:hint="eastAsia"/>
@@ -331,10 +368,19 @@
         <w:t>set dspkey=sk-你的deepseek-key</w:t>
       </w:r>
     </w:p>
-    <w:p/>
+    <w:p>
+      <w:pPr>
+        <w:rPr>
+          <w:rFonts w:hint="eastAsia"/>
+        </w:rPr>
+      </w:pPr>
+    </w:p>
     <w:p>
       <w:pPr>
         <w:pStyle w:val="3"/>
+        <w:rPr>
+          <w:rFonts w:hint="eastAsia"/>
+        </w:rPr>
       </w:pPr>
       <w:r>
         <w:lastRenderedPageBreak/>
@@ -365,7 +411,7 @@
         <w:wordWrap w:val="0"/>
         <w:jc w:val="left"/>
         <w:rPr>
-          <w:rFonts w:ascii="宋体" w:eastAsia="宋体" w:hAnsi="宋体" w:cs="宋体"/>
+          <w:rFonts w:ascii="宋体" w:eastAsia="宋体" w:hAnsi="宋体" w:cs="宋体" w:hint="eastAsia"/>
           <w:color w:val="0F1115"/>
           <w:kern w:val="0"/>
           <w:sz w:val="24"/>
@@ -385,16 +431,30 @@
         <w:t>-- 创建权限相关表（详见 docs/architecture.md）</w:t>
       </w:r>
     </w:p>
-    <w:p/>
+    <w:p>
+      <w:pPr>
+        <w:rPr>
+          <w:rFonts w:hint="eastAsia"/>
+        </w:rPr>
+      </w:pPr>
+    </w:p>
     <w:p>
       <w:pPr>
         <w:pStyle w:val="3"/>
+        <w:rPr>
+          <w:rFonts w:hint="eastAsia"/>
+        </w:rPr>
       </w:pPr>
       <w:r>
         <w:t>启动</w:t>
       </w:r>
     </w:p>
     <w:p>
+      <w:pPr>
+        <w:rPr>
+          <w:rFonts w:hint="eastAsia"/>
+        </w:rPr>
+      </w:pPr>
       <w:r>
         <w:rPr>
           <w:rFonts w:hint="eastAsia"/>
@@ -402,10 +462,19 @@
         <w:t>pipenv run python -m dashboard.server</w:t>
       </w:r>
     </w:p>
-    <w:p/>
+    <w:p>
+      <w:pPr>
+        <w:rPr>
+          <w:rFonts w:hint="eastAsia"/>
+        </w:rPr>
+      </w:pPr>
+    </w:p>
     <w:p>
       <w:pPr>
         <w:pStyle w:val="2"/>
+        <w:rPr>
+          <w:rFonts w:hint="eastAsia"/>
+        </w:rPr>
       </w:pPr>
       <w:r>
         <w:t>目录结构</w:t>
@@ -724,6 +793,11 @@
       </w:r>
     </w:p>
     <w:p>
+      <w:pPr>
+        <w:rPr>
+          <w:rFonts w:hint="eastAsia"/>
+        </w:rPr>
+      </w:pPr>
       <w:r>
         <w:rPr>
           <w:rFonts w:hint="eastAsia"/>
@@ -731,10 +805,19 @@
         <w:t>└── Pipfile</w:t>
       </w:r>
     </w:p>
-    <w:p/>
+    <w:p>
+      <w:pPr>
+        <w:rPr>
+          <w:rFonts w:hint="eastAsia"/>
+        </w:rPr>
+      </w:pPr>
+    </w:p>
     <w:p>
       <w:pPr>
         <w:pStyle w:val="2"/>
+        <w:rPr>
+          <w:rFonts w:hint="eastAsia"/>
+        </w:rPr>
       </w:pPr>
       <w:r>
         <w:t>文档</w:t>
@@ -833,6 +916,9 @@
     <w:p>
       <w:pPr>
         <w:pStyle w:val="2"/>
+        <w:rPr>
+          <w:rFonts w:hint="eastAsia"/>
+        </w:rPr>
       </w:pPr>
       <w:r>
         <w:t>技术栈</w:t>
@@ -857,7 +943,7 @@
           <w:p>
             <w:pPr>
               <w:rPr>
-                <w:rFonts w:ascii="宋体" w:hAnsi="宋体" w:cs="宋体"/>
+                <w:rFonts w:ascii="宋体" w:hAnsi="宋体" w:cs="宋体" w:hint="eastAsia"/>
                 <w:b/>
                 <w:bCs/>
               </w:rPr>
@@ -879,6 +965,7 @@
           <w:p>
             <w:pPr>
               <w:rPr>
+                <w:rFonts w:hint="eastAsia"/>
                 <w:b/>
                 <w:bCs/>
               </w:rPr>
@@ -900,6 +987,11 @@
             <w:hideMark/>
           </w:tcPr>
           <w:p>
+            <w:pPr>
+              <w:rPr>
+                <w:rFonts w:hint="eastAsia"/>
+              </w:rPr>
+            </w:pPr>
             <w:r>
               <w:t>Web 框架</w:t>
             </w:r>
@@ -911,6 +1003,11 @@
             <w:hideMark/>
           </w:tcPr>
           <w:p>
+            <w:pPr>
+              <w:rPr>
+                <w:rFonts w:hint="eastAsia"/>
+              </w:rPr>
+            </w:pPr>
             <w:r>
               <w:t>FastAPI + Starlette</w:t>
             </w:r>
@@ -924,6 +1021,11 @@
             <w:hideMark/>
           </w:tcPr>
           <w:p>
+            <w:pPr>
+              <w:rPr>
+                <w:rFonts w:hint="eastAsia"/>
+              </w:rPr>
+            </w:pPr>
             <w:r>
               <w:t>UI 框架</w:t>
             </w:r>
@@ -935,6 +1037,11 @@
             <w:hideMark/>
           </w:tcPr>
           <w:p>
+            <w:pPr>
+              <w:rPr>
+                <w:rFonts w:hint="eastAsia"/>
+              </w:rPr>
+            </w:pPr>
             <w:r>
               <w:t>Panel + Bokeh</w:t>
             </w:r>
@@ -948,6 +1055,11 @@
             <w:hideMark/>
           </w:tcPr>
           <w:p>
+            <w:pPr>
+              <w:rPr>
+                <w:rFonts w:hint="eastAsia"/>
+              </w:rPr>
+            </w:pPr>
             <w:r>
               <w:t>数据获取</w:t>
             </w:r>
@@ -959,6 +1071,11 @@
             <w:hideMark/>
           </w:tcPr>
           <w:p>
+            <w:pPr>
+              <w:rPr>
+                <w:rFonts w:hint="eastAsia"/>
+              </w:rPr>
+            </w:pPr>
             <w:r>
               <w:t>akshare（多接口兜底）</w:t>
             </w:r>
@@ -972,6 +1089,11 @@
             <w:hideMark/>
           </w:tcPr>
           <w:p>
+            <w:pPr>
+              <w:rPr>
+                <w:rFonts w:hint="eastAsia"/>
+              </w:rPr>
+            </w:pPr>
             <w:r>
               <w:t>LLM</w:t>
             </w:r>
@@ -983,6 +1105,11 @@
             <w:hideMark/>
           </w:tcPr>
           <w:p>
+            <w:pPr>
+              <w:rPr>
+                <w:rFonts w:hint="eastAsia"/>
+              </w:rPr>
+            </w:pPr>
             <w:r>
               <w:t>DeepSeek（通过 openai SDK）</w:t>
             </w:r>
@@ -996,6 +1123,11 @@
             <w:hideMark/>
           </w:tcPr>
           <w:p>
+            <w:pPr>
+              <w:rPr>
+                <w:rFonts w:hint="eastAsia"/>
+              </w:rPr>
+            </w:pPr>
             <w:r>
               <w:t>数据库</w:t>
             </w:r>
@@ -1007,6 +1139,11 @@
             <w:hideMark/>
           </w:tcPr>
           <w:p>
+            <w:pPr>
+              <w:rPr>
+                <w:rFonts w:hint="eastAsia"/>
+              </w:rPr>
+            </w:pPr>
             <w:r>
               <w:t>MySQL 5.7+</w:t>
             </w:r>
@@ -1020,6 +1157,11 @@
             <w:hideMark/>
           </w:tcPr>
           <w:p>
+            <w:pPr>
+              <w:rPr>
+                <w:rFonts w:hint="eastAsia"/>
+              </w:rPr>
+            </w:pPr>
             <w:r>
               <w:t>日志</w:t>
             </w:r>
@@ -1031,6 +1173,11 @@
             <w:hideMark/>
           </w:tcPr>
           <w:p>
+            <w:pPr>
+              <w:rPr>
+                <w:rFonts w:hint="eastAsia"/>
+              </w:rPr>
+            </w:pPr>
             <w:r>
               <w:t>logging + RotatingFileHandler</w:t>
             </w:r>
@@ -1044,6 +1191,11 @@
             <w:hideMark/>
           </w:tcPr>
           <w:p>
+            <w:pPr>
+              <w:rPr>
+                <w:rFonts w:hint="eastAsia"/>
+              </w:rPr>
+            </w:pPr>
             <w:r>
               <w:t>认证</w:t>
             </w:r>
@@ -1055,6 +1207,11 @@
             <w:hideMark/>
           </w:tcPr>
           <w:p>
+            <w:pPr>
+              <w:rPr>
+                <w:rFonts w:hint="eastAsia"/>
+              </w:rPr>
+            </w:pPr>
             <w:r>
               <w:t>自定义会话 + ASGI 中间件</w:t>
             </w:r>
@@ -1062,10 +1219,19 @@
         </w:tc>
       </w:tr>
     </w:tbl>
-    <w:p/>
+    <w:p>
+      <w:pPr>
+        <w:rPr>
+          <w:rFonts w:hint="eastAsia"/>
+        </w:rPr>
+      </w:pPr>
+    </w:p>
     <w:p>
       <w:pPr>
         <w:pStyle w:val="2"/>
+        <w:rPr>
+          <w:rFonts w:hint="eastAsia"/>
+        </w:rPr>
       </w:pPr>
       <w:r>
         <w:t>许可证</w:t>
@@ -1119,13 +1285,24 @@
     <w:p>
       <w:pPr>
         <w:pStyle w:val="2"/>
+        <w:rPr>
+          <w:rFonts w:hint="eastAsia"/>
+        </w:rPr>
       </w:pPr>
       <w:r>
         <w:t>二、模块依赖</w:t>
       </w:r>
     </w:p>
     <w:p>
-      <w:r>
+      <w:pPr>
+        <w:rPr>
+          <w:rFonts w:hint="eastAsia"/>
+        </w:rPr>
+      </w:pPr>
+      <w:r>
+        <w:rPr>
+          <w:noProof/>
+        </w:rPr>
         <w:drawing>
           <wp:inline distT="0" distB="0" distL="0" distR="0" wp14:anchorId="33B8E082" wp14:editId="3E232C77">
             <wp:extent cx="5274310" cy="1736090"/>
@@ -1168,6 +1345,7 @@
         <w:pStyle w:val="HTML0"/>
         <w:wordWrap w:val="0"/>
         <w:rPr>
+          <w:rFonts w:hint="eastAsia"/>
           <w:color w:val="0F1115"/>
           <w:sz w:val="20"/>
           <w:szCs w:val="20"/>
@@ -1196,6 +1374,7 @@
         <w:pStyle w:val="HTML0"/>
         <w:wordWrap w:val="0"/>
         <w:rPr>
+          <w:rFonts w:hint="eastAsia"/>
           <w:color w:val="0F1115"/>
           <w:sz w:val="20"/>
           <w:szCs w:val="20"/>
@@ -1258,6 +1437,7 @@
         <w:pStyle w:val="HTML0"/>
         <w:wordWrap w:val="0"/>
         <w:rPr>
+          <w:rFonts w:hint="eastAsia"/>
           <w:color w:val="0F1115"/>
           <w:sz w:val="20"/>
           <w:szCs w:val="20"/>
@@ -1303,6 +1483,7 @@
         <w:pStyle w:val="HTML0"/>
         <w:wordWrap w:val="0"/>
         <w:rPr>
+          <w:rFonts w:hint="eastAsia"/>
           <w:color w:val="0F1115"/>
           <w:sz w:val="20"/>
           <w:szCs w:val="20"/>
@@ -1348,17 +1529,19 @@
         <w:pStyle w:val="HTML0"/>
         <w:wordWrap w:val="0"/>
         <w:rPr>
-          <w:color w:val="0F1115"/>
-          <w:sz w:val="20"/>
-          <w:szCs w:val="20"/>
-        </w:rPr>
-      </w:pPr>
-    </w:p>
-    <w:p>
-      <w:pPr>
-        <w:pStyle w:val="HTML0"/>
-        <w:wordWrap w:val="0"/>
-        <w:rPr>
+          <w:rFonts w:hint="eastAsia"/>
+          <w:color w:val="0F1115"/>
+          <w:sz w:val="20"/>
+          <w:szCs w:val="20"/>
+        </w:rPr>
+      </w:pPr>
+    </w:p>
+    <w:p>
+      <w:pPr>
+        <w:pStyle w:val="HTML0"/>
+        <w:wordWrap w:val="0"/>
+        <w:rPr>
+          <w:rFonts w:hint="eastAsia"/>
           <w:color w:val="0F1115"/>
           <w:sz w:val="20"/>
           <w:szCs w:val="20"/>
@@ -1395,6 +1578,7 @@
         <w:pStyle w:val="HTML0"/>
         <w:wordWrap w:val="0"/>
         <w:rPr>
+          <w:rFonts w:hint="eastAsia"/>
           <w:color w:val="0F1115"/>
           <w:sz w:val="20"/>
           <w:szCs w:val="20"/>
@@ -1431,6 +1615,7 @@
         <w:pStyle w:val="HTML0"/>
         <w:wordWrap w:val="0"/>
         <w:rPr>
+          <w:rFonts w:hint="eastAsia"/>
           <w:color w:val="0F1115"/>
           <w:sz w:val="20"/>
           <w:szCs w:val="20"/>
@@ -1476,17 +1661,19 @@
         <w:pStyle w:val="HTML0"/>
         <w:wordWrap w:val="0"/>
         <w:rPr>
-          <w:color w:val="0F1115"/>
-          <w:sz w:val="20"/>
-          <w:szCs w:val="20"/>
-        </w:rPr>
-      </w:pPr>
-    </w:p>
-    <w:p>
-      <w:pPr>
-        <w:pStyle w:val="HTML0"/>
-        <w:wordWrap w:val="0"/>
-        <w:rPr>
+          <w:rFonts w:hint="eastAsia"/>
+          <w:color w:val="0F1115"/>
+          <w:sz w:val="20"/>
+          <w:szCs w:val="20"/>
+        </w:rPr>
+      </w:pPr>
+    </w:p>
+    <w:p>
+      <w:pPr>
+        <w:pStyle w:val="HTML0"/>
+        <w:wordWrap w:val="0"/>
+        <w:rPr>
+          <w:rFonts w:hint="eastAsia"/>
           <w:color w:val="0F1115"/>
           <w:sz w:val="20"/>
           <w:szCs w:val="20"/>
@@ -1532,6 +1719,7 @@
         <w:pStyle w:val="HTML0"/>
         <w:wordWrap w:val="0"/>
         <w:rPr>
+          <w:rFonts w:hint="eastAsia"/>
           <w:color w:val="0F1115"/>
           <w:sz w:val="20"/>
           <w:szCs w:val="20"/>
@@ -1578,6 +1766,7 @@
         <w:pStyle w:val="HTML0"/>
         <w:wordWrap w:val="0"/>
         <w:rPr>
+          <w:rFonts w:hint="eastAsia"/>
           <w:color w:val="0F1115"/>
           <w:sz w:val="20"/>
           <w:szCs w:val="20"/>
@@ -1623,6 +1812,7 @@
         <w:pStyle w:val="HTML0"/>
         <w:wordWrap w:val="0"/>
         <w:rPr>
+          <w:rFonts w:hint="eastAsia"/>
           <w:color w:val="0F1115"/>
           <w:sz w:val="20"/>
           <w:szCs w:val="20"/>
@@ -1668,17 +1858,19 @@
         <w:pStyle w:val="HTML0"/>
         <w:wordWrap w:val="0"/>
         <w:rPr>
-          <w:color w:val="0F1115"/>
-          <w:sz w:val="20"/>
-          <w:szCs w:val="20"/>
-        </w:rPr>
-      </w:pPr>
-    </w:p>
-    <w:p>
-      <w:pPr>
-        <w:pStyle w:val="HTML0"/>
-        <w:wordWrap w:val="0"/>
-        <w:rPr>
+          <w:rFonts w:hint="eastAsia"/>
+          <w:color w:val="0F1115"/>
+          <w:sz w:val="20"/>
+          <w:szCs w:val="20"/>
+        </w:rPr>
+      </w:pPr>
+    </w:p>
+    <w:p>
+      <w:pPr>
+        <w:pStyle w:val="HTML0"/>
+        <w:wordWrap w:val="0"/>
+        <w:rPr>
+          <w:rFonts w:hint="eastAsia"/>
           <w:color w:val="0F1115"/>
           <w:sz w:val="20"/>
           <w:szCs w:val="20"/>
@@ -1724,6 +1916,7 @@
         <w:pStyle w:val="HTML0"/>
         <w:wordWrap w:val="0"/>
         <w:rPr>
+          <w:rFonts w:hint="eastAsia"/>
           <w:color w:val="0F1115"/>
           <w:sz w:val="20"/>
           <w:szCs w:val="20"/>
@@ -1769,6 +1962,7 @@
         <w:pStyle w:val="HTML0"/>
         <w:wordWrap w:val="0"/>
         <w:rPr>
+          <w:rFonts w:hint="eastAsia"/>
           <w:color w:val="0F1115"/>
           <w:sz w:val="20"/>
           <w:szCs w:val="20"/>
@@ -1814,6 +2008,7 @@
         <w:pStyle w:val="HTML0"/>
         <w:wordWrap w:val="0"/>
         <w:rPr>
+          <w:rFonts w:hint="eastAsia"/>
           <w:color w:val="0F1115"/>
           <w:sz w:val="20"/>
           <w:szCs w:val="20"/>
@@ -1859,6 +2054,7 @@
         <w:pStyle w:val="HTML0"/>
         <w:wordWrap w:val="0"/>
         <w:rPr>
+          <w:rFonts w:hint="eastAsia"/>
           <w:color w:val="0F1115"/>
           <w:sz w:val="20"/>
           <w:szCs w:val="20"/>
@@ -1904,17 +2100,19 @@
         <w:pStyle w:val="HTML0"/>
         <w:wordWrap w:val="0"/>
         <w:rPr>
-          <w:color w:val="0F1115"/>
-          <w:sz w:val="20"/>
-          <w:szCs w:val="20"/>
-        </w:rPr>
-      </w:pPr>
-    </w:p>
-    <w:p>
-      <w:pPr>
-        <w:pStyle w:val="HTML0"/>
-        <w:wordWrap w:val="0"/>
-        <w:rPr>
+          <w:rFonts w:hint="eastAsia"/>
+          <w:color w:val="0F1115"/>
+          <w:sz w:val="20"/>
+          <w:szCs w:val="20"/>
+        </w:rPr>
+      </w:pPr>
+    </w:p>
+    <w:p>
+      <w:pPr>
+        <w:pStyle w:val="HTML0"/>
+        <w:wordWrap w:val="0"/>
+        <w:rPr>
+          <w:rFonts w:hint="eastAsia"/>
           <w:color w:val="0F1115"/>
           <w:sz w:val="20"/>
           <w:szCs w:val="20"/>
@@ -1960,6 +2158,7 @@
         <w:pStyle w:val="HTML0"/>
         <w:wordWrap w:val="0"/>
         <w:rPr>
+          <w:rFonts w:hint="eastAsia"/>
           <w:color w:val="0F1115"/>
           <w:sz w:val="20"/>
           <w:szCs w:val="20"/>
@@ -1996,6 +2195,7 @@
         <w:pStyle w:val="HTML0"/>
         <w:wordWrap w:val="0"/>
         <w:rPr>
+          <w:rFonts w:hint="eastAsia"/>
           <w:color w:val="0F1115"/>
           <w:sz w:val="20"/>
           <w:szCs w:val="20"/>
@@ -2030,6 +2230,9 @@
     <w:p>
       <w:pPr>
         <w:pStyle w:val="2"/>
+        <w:rPr>
+          <w:rFonts w:hint="eastAsia"/>
+        </w:rPr>
       </w:pPr>
       <w:r>
         <w:t>三、核心流程</w:t>
@@ -2038,13 +2241,24 @@
     <w:p>
       <w:pPr>
         <w:pStyle w:val="3"/>
+        <w:rPr>
+          <w:rFonts w:hint="eastAsia"/>
+        </w:rPr>
       </w:pPr>
       <w:r>
         <w:t>3.1 请求生命周期</w:t>
       </w:r>
     </w:p>
     <w:p>
-      <w:r>
+      <w:pPr>
+        <w:rPr>
+          <w:rFonts w:hint="eastAsia"/>
+        </w:rPr>
+      </w:pPr>
+      <w:r>
+        <w:rPr>
+          <w:noProof/>
+        </w:rPr>
         <w:drawing>
           <wp:inline distT="0" distB="0" distL="0" distR="0" wp14:anchorId="39E2F60A" wp14:editId="283D7DF4">
             <wp:extent cx="5274310" cy="2902585"/>
@@ -2087,6 +2301,7 @@
         <w:pStyle w:val="HTML0"/>
         <w:wordWrap w:val="0"/>
         <w:rPr>
+          <w:rFonts w:hint="eastAsia"/>
           <w:color w:val="0F1115"/>
           <w:sz w:val="20"/>
           <w:szCs w:val="20"/>
@@ -2107,6 +2322,7 @@
         <w:pStyle w:val="HTML0"/>
         <w:wordWrap w:val="0"/>
         <w:rPr>
+          <w:rFonts w:hint="eastAsia"/>
           <w:color w:val="0F1115"/>
           <w:sz w:val="20"/>
           <w:szCs w:val="20"/>
@@ -2143,6 +2359,7 @@
         <w:pStyle w:val="HTML0"/>
         <w:wordWrap w:val="0"/>
         <w:rPr>
+          <w:rFonts w:hint="eastAsia"/>
           <w:color w:val="0F1115"/>
           <w:sz w:val="20"/>
           <w:szCs w:val="20"/>
@@ -2179,6 +2396,7 @@
         <w:pStyle w:val="HTML0"/>
         <w:wordWrap w:val="0"/>
         <w:rPr>
+          <w:rFonts w:hint="eastAsia"/>
           <w:color w:val="0F1115"/>
           <w:sz w:val="20"/>
           <w:szCs w:val="20"/>
@@ -2215,6 +2433,7 @@
         <w:pStyle w:val="HTML0"/>
         <w:wordWrap w:val="0"/>
         <w:rPr>
+          <w:rFonts w:hint="eastAsia"/>
           <w:color w:val="0F1115"/>
           <w:sz w:val="20"/>
           <w:szCs w:val="20"/>
@@ -2251,6 +2470,7 @@
         <w:pStyle w:val="HTML0"/>
         <w:wordWrap w:val="0"/>
         <w:rPr>
+          <w:rFonts w:hint="eastAsia"/>
           <w:color w:val="0F1115"/>
           <w:sz w:val="20"/>
           <w:szCs w:val="20"/>
@@ -2287,6 +2507,7 @@
         <w:pStyle w:val="HTML0"/>
         <w:wordWrap w:val="0"/>
         <w:rPr>
+          <w:rFonts w:hint="eastAsia"/>
           <w:color w:val="0F1115"/>
           <w:sz w:val="20"/>
           <w:szCs w:val="20"/>
@@ -2323,17 +2544,19 @@
         <w:pStyle w:val="HTML0"/>
         <w:wordWrap w:val="0"/>
         <w:rPr>
-          <w:color w:val="0F1115"/>
-          <w:sz w:val="20"/>
-          <w:szCs w:val="20"/>
-        </w:rPr>
-      </w:pPr>
-    </w:p>
-    <w:p>
-      <w:pPr>
-        <w:pStyle w:val="HTML0"/>
-        <w:wordWrap w:val="0"/>
-        <w:rPr>
+          <w:rFonts w:hint="eastAsia"/>
+          <w:color w:val="0F1115"/>
+          <w:sz w:val="20"/>
+          <w:szCs w:val="20"/>
+        </w:rPr>
+      </w:pPr>
+    </w:p>
+    <w:p>
+      <w:pPr>
+        <w:pStyle w:val="HTML0"/>
+        <w:wordWrap w:val="0"/>
+        <w:rPr>
+          <w:rFonts w:hint="eastAsia"/>
           <w:color w:val="0F1115"/>
           <w:sz w:val="20"/>
           <w:szCs w:val="20"/>
@@ -2387,6 +2610,7 @@
         <w:pStyle w:val="HTML0"/>
         <w:wordWrap w:val="0"/>
         <w:rPr>
+          <w:rFonts w:hint="eastAsia"/>
           <w:color w:val="0F1115"/>
           <w:sz w:val="20"/>
           <w:szCs w:val="20"/>
@@ -2440,6 +2664,7 @@
         <w:pStyle w:val="HTML0"/>
         <w:wordWrap w:val="0"/>
         <w:rPr>
+          <w:rFonts w:hint="eastAsia"/>
           <w:color w:val="0F1115"/>
           <w:sz w:val="20"/>
           <w:szCs w:val="20"/>
@@ -2493,6 +2718,7 @@
         <w:pStyle w:val="HTML0"/>
         <w:wordWrap w:val="0"/>
         <w:rPr>
+          <w:rFonts w:hint="eastAsia"/>
           <w:color w:val="0F1115"/>
           <w:sz w:val="20"/>
           <w:szCs w:val="20"/>
@@ -2547,6 +2773,7 @@
         <w:pStyle w:val="HTML0"/>
         <w:wordWrap w:val="0"/>
         <w:rPr>
+          <w:rFonts w:hint="eastAsia"/>
           <w:color w:val="0F1115"/>
           <w:sz w:val="20"/>
           <w:szCs w:val="20"/>
@@ -2609,6 +2836,7 @@
         <w:pStyle w:val="HTML0"/>
         <w:wordWrap w:val="0"/>
         <w:rPr>
+          <w:rFonts w:hint="eastAsia"/>
           <w:color w:val="0F1115"/>
           <w:sz w:val="20"/>
           <w:szCs w:val="20"/>
@@ -2662,6 +2890,7 @@
         <w:pStyle w:val="HTML0"/>
         <w:wordWrap w:val="0"/>
         <w:rPr>
+          <w:rFonts w:hint="eastAsia"/>
           <w:color w:val="0F1115"/>
           <w:sz w:val="20"/>
           <w:szCs w:val="20"/>
@@ -2715,6 +2944,7 @@
         <w:pStyle w:val="HTML0"/>
         <w:wordWrap w:val="0"/>
         <w:rPr>
+          <w:rFonts w:hint="eastAsia"/>
           <w:color w:val="0F1115"/>
           <w:sz w:val="20"/>
           <w:szCs w:val="20"/>
@@ -2768,6 +2998,7 @@
         <w:pStyle w:val="HTML0"/>
         <w:wordWrap w:val="0"/>
         <w:rPr>
+          <w:rFonts w:hint="eastAsia"/>
           <w:color w:val="0F1115"/>
           <w:sz w:val="20"/>
           <w:szCs w:val="20"/>
@@ -2821,6 +3052,7 @@
         <w:pStyle w:val="HTML0"/>
         <w:wordWrap w:val="0"/>
         <w:rPr>
+          <w:rFonts w:hint="eastAsia"/>
           <w:color w:val="0F1115"/>
           <w:sz w:val="20"/>
           <w:szCs w:val="20"/>
@@ -2872,13 +3104,24 @@
     <w:p>
       <w:pPr>
         <w:pStyle w:val="3"/>
+        <w:rPr>
+          <w:rFonts w:hint="eastAsia"/>
+        </w:rPr>
       </w:pPr>
       <w:r>
         <w:t>3.2 分析 pipeline</w:t>
       </w:r>
     </w:p>
     <w:p>
-      <w:r>
+      <w:pPr>
+        <w:rPr>
+          <w:rFonts w:hint="eastAsia"/>
+        </w:rPr>
+      </w:pPr>
+      <w:r>
+        <w:rPr>
+          <w:noProof/>
+        </w:rPr>
         <w:drawing>
           <wp:inline distT="0" distB="0" distL="0" distR="0" wp14:anchorId="3AC3B1D5" wp14:editId="2977BBF5">
             <wp:extent cx="5274310" cy="2876550"/>
@@ -2921,6 +3164,7 @@
         <w:pStyle w:val="HTML0"/>
         <w:wordWrap w:val="0"/>
         <w:rPr>
+          <w:rFonts w:hint="eastAsia"/>
           <w:color w:val="0F1115"/>
           <w:sz w:val="20"/>
           <w:szCs w:val="20"/>
@@ -2941,6 +3185,7 @@
         <w:pStyle w:val="HTML0"/>
         <w:wordWrap w:val="0"/>
         <w:rPr>
+          <w:rFonts w:hint="eastAsia"/>
           <w:color w:val="0F1115"/>
           <w:sz w:val="20"/>
           <w:szCs w:val="20"/>
@@ -2977,6 +3222,7 @@
         <w:pStyle w:val="HTML0"/>
         <w:wordWrap w:val="0"/>
         <w:rPr>
+          <w:rFonts w:hint="eastAsia"/>
           <w:color w:val="0F1115"/>
           <w:sz w:val="20"/>
           <w:szCs w:val="20"/>
@@ -3013,6 +3259,7 @@
         <w:pStyle w:val="HTML0"/>
         <w:wordWrap w:val="0"/>
         <w:rPr>
+          <w:rFonts w:hint="eastAsia"/>
           <w:color w:val="0F1115"/>
           <w:sz w:val="20"/>
           <w:szCs w:val="20"/>
@@ -3049,6 +3296,7 @@
         <w:pStyle w:val="HTML0"/>
         <w:wordWrap w:val="0"/>
         <w:rPr>
+          <w:rFonts w:hint="eastAsia"/>
           <w:color w:val="0F1115"/>
           <w:sz w:val="20"/>
           <w:szCs w:val="20"/>
@@ -3085,6 +3333,7 @@
         <w:pStyle w:val="HTML0"/>
         <w:wordWrap w:val="0"/>
         <w:rPr>
+          <w:rFonts w:hint="eastAsia"/>
           <w:color w:val="0F1115"/>
           <w:sz w:val="20"/>
           <w:szCs w:val="20"/>
@@ -3121,6 +3370,7 @@
         <w:pStyle w:val="HTML0"/>
         <w:wordWrap w:val="0"/>
         <w:rPr>
+          <w:rFonts w:hint="eastAsia"/>
           <w:color w:val="0F1115"/>
           <w:sz w:val="20"/>
           <w:szCs w:val="20"/>
@@ -3157,6 +3407,7 @@
         <w:pStyle w:val="HTML0"/>
         <w:wordWrap w:val="0"/>
         <w:rPr>
+          <w:rFonts w:hint="eastAsia"/>
           <w:color w:val="0F1115"/>
           <w:sz w:val="20"/>
           <w:szCs w:val="20"/>
@@ -3193,17 +3444,19 @@
         <w:pStyle w:val="HTML0"/>
         <w:wordWrap w:val="0"/>
         <w:rPr>
-          <w:color w:val="0F1115"/>
-          <w:sz w:val="20"/>
-          <w:szCs w:val="20"/>
-        </w:rPr>
-      </w:pPr>
-    </w:p>
-    <w:p>
-      <w:pPr>
-        <w:pStyle w:val="HTML0"/>
-        <w:wordWrap w:val="0"/>
-        <w:rPr>
+          <w:rFonts w:hint="eastAsia"/>
+          <w:color w:val="0F1115"/>
+          <w:sz w:val="20"/>
+          <w:szCs w:val="20"/>
+        </w:rPr>
+      </w:pPr>
+    </w:p>
+    <w:p>
+      <w:pPr>
+        <w:pStyle w:val="HTML0"/>
+        <w:wordWrap w:val="0"/>
+        <w:rPr>
+          <w:rFonts w:hint="eastAsia"/>
           <w:color w:val="0F1115"/>
           <w:sz w:val="20"/>
           <w:szCs w:val="20"/>
@@ -3257,6 +3510,7 @@
         <w:pStyle w:val="HTML0"/>
         <w:wordWrap w:val="0"/>
         <w:rPr>
+          <w:rFonts w:hint="eastAsia"/>
           <w:color w:val="0F1115"/>
           <w:sz w:val="20"/>
           <w:szCs w:val="20"/>
@@ -3319,6 +3573,7 @@
         <w:pStyle w:val="HTML0"/>
         <w:wordWrap w:val="0"/>
         <w:rPr>
+          <w:rFonts w:hint="eastAsia"/>
           <w:color w:val="0F1115"/>
           <w:sz w:val="20"/>
           <w:szCs w:val="20"/>
@@ -3372,6 +3627,7 @@
         <w:pStyle w:val="HTML0"/>
         <w:wordWrap w:val="0"/>
         <w:rPr>
+          <w:rFonts w:hint="eastAsia"/>
           <w:color w:val="0F1115"/>
           <w:sz w:val="20"/>
           <w:szCs w:val="20"/>
@@ -3408,6 +3664,7 @@
         <w:pStyle w:val="HTML0"/>
         <w:wordWrap w:val="0"/>
         <w:rPr>
+          <w:rFonts w:hint="eastAsia"/>
           <w:color w:val="0F1115"/>
           <w:sz w:val="20"/>
           <w:szCs w:val="20"/>
@@ -3461,6 +3718,7 @@
         <w:pStyle w:val="HTML0"/>
         <w:wordWrap w:val="0"/>
         <w:rPr>
+          <w:rFonts w:hint="eastAsia"/>
           <w:color w:val="0F1115"/>
           <w:sz w:val="20"/>
           <w:szCs w:val="20"/>
@@ -3514,6 +3772,7 @@
         <w:pStyle w:val="HTML0"/>
         <w:wordWrap w:val="0"/>
         <w:rPr>
+          <w:rFonts w:hint="eastAsia"/>
           <w:color w:val="0F1115"/>
           <w:sz w:val="20"/>
           <w:szCs w:val="20"/>
@@ -3567,6 +3826,7 @@
         <w:pStyle w:val="HTML0"/>
         <w:wordWrap w:val="0"/>
         <w:rPr>
+          <w:rFonts w:hint="eastAsia"/>
           <w:color w:val="0F1115"/>
           <w:sz w:val="20"/>
           <w:szCs w:val="20"/>
@@ -3595,6 +3855,7 @@
         <w:pStyle w:val="HTML0"/>
         <w:wordWrap w:val="0"/>
         <w:rPr>
+          <w:rFonts w:hint="eastAsia"/>
           <w:color w:val="0F1115"/>
           <w:sz w:val="20"/>
           <w:szCs w:val="20"/>
@@ -3648,6 +3909,7 @@
         <w:pStyle w:val="HTML0"/>
         <w:wordWrap w:val="0"/>
         <w:rPr>
+          <w:rFonts w:hint="eastAsia"/>
           <w:color w:val="0F1115"/>
           <w:sz w:val="20"/>
           <w:szCs w:val="20"/>
@@ -3701,6 +3963,7 @@
         <w:pStyle w:val="HTML0"/>
         <w:wordWrap w:val="0"/>
         <w:rPr>
+          <w:rFonts w:hint="eastAsia"/>
           <w:color w:val="0F1115"/>
           <w:sz w:val="20"/>
           <w:szCs w:val="20"/>
@@ -3754,6 +4017,7 @@
         <w:pStyle w:val="HTML0"/>
         <w:wordWrap w:val="0"/>
         <w:rPr>
+          <w:rFonts w:hint="eastAsia"/>
           <w:color w:val="0F1115"/>
           <w:sz w:val="20"/>
           <w:szCs w:val="20"/>
@@ -3808,6 +4072,7 @@
         <w:pStyle w:val="HTML0"/>
         <w:wordWrap w:val="0"/>
         <w:rPr>
+          <w:rFonts w:hint="eastAsia"/>
           <w:color w:val="0F1115"/>
           <w:sz w:val="20"/>
           <w:szCs w:val="20"/>
@@ -3870,6 +4135,7 @@
         <w:pStyle w:val="HTML0"/>
         <w:wordWrap w:val="0"/>
         <w:rPr>
+          <w:rFonts w:hint="eastAsia"/>
           <w:color w:val="0F1115"/>
           <w:sz w:val="20"/>
           <w:szCs w:val="20"/>
@@ -3923,6 +4189,7 @@
         <w:pStyle w:val="HTML0"/>
         <w:wordWrap w:val="0"/>
         <w:rPr>
+          <w:rFonts w:hint="eastAsia"/>
           <w:color w:val="0F1115"/>
           <w:sz w:val="20"/>
           <w:szCs w:val="20"/>
@@ -3976,6 +4243,7 @@
         <w:pStyle w:val="HTML0"/>
         <w:wordWrap w:val="0"/>
         <w:rPr>
+          <w:rFonts w:hint="eastAsia"/>
           <w:color w:val="0F1115"/>
           <w:sz w:val="20"/>
           <w:szCs w:val="20"/>
@@ -4027,13 +4295,24 @@
     <w:p>
       <w:pPr>
         <w:pStyle w:val="3"/>
+        <w:rPr>
+          <w:rFonts w:hint="eastAsia"/>
+        </w:rPr>
       </w:pPr>
       <w:r>
         <w:t>3.3 复盘闭环</w:t>
       </w:r>
     </w:p>
     <w:p>
-      <w:r>
+      <w:pPr>
+        <w:rPr>
+          <w:rFonts w:hint="eastAsia"/>
+        </w:rPr>
+      </w:pPr>
+      <w:r>
+        <w:rPr>
+          <w:noProof/>
+        </w:rPr>
         <w:drawing>
           <wp:inline distT="0" distB="0" distL="0" distR="0" wp14:anchorId="33049568" wp14:editId="10BA5DE5">
             <wp:extent cx="5274310" cy="486410"/>
@@ -4076,6 +4355,7 @@
         <w:pStyle w:val="HTML0"/>
         <w:wordWrap w:val="0"/>
         <w:rPr>
+          <w:rFonts w:hint="eastAsia"/>
           <w:color w:val="0F1115"/>
           <w:sz w:val="20"/>
           <w:szCs w:val="20"/>
@@ -4104,6 +4384,7 @@
         <w:pStyle w:val="HTML0"/>
         <w:wordWrap w:val="0"/>
         <w:rPr>
+          <w:rFonts w:hint="eastAsia"/>
           <w:color w:val="0F1115"/>
           <w:sz w:val="20"/>
           <w:szCs w:val="20"/>
@@ -4166,6 +4447,7 @@
         <w:pStyle w:val="HTML0"/>
         <w:wordWrap w:val="0"/>
         <w:rPr>
+          <w:rFonts w:hint="eastAsia"/>
           <w:color w:val="0F1115"/>
           <w:sz w:val="20"/>
           <w:szCs w:val="20"/>
@@ -4211,6 +4493,7 @@
         <w:pStyle w:val="HTML0"/>
         <w:wordWrap w:val="0"/>
         <w:rPr>
+          <w:rFonts w:hint="eastAsia"/>
           <w:color w:val="0F1115"/>
           <w:sz w:val="20"/>
           <w:szCs w:val="20"/>
@@ -4265,6 +4548,7 @@
         <w:pStyle w:val="HTML0"/>
         <w:wordWrap w:val="0"/>
         <w:rPr>
+          <w:rFonts w:hint="eastAsia"/>
           <w:color w:val="0F1115"/>
           <w:sz w:val="20"/>
           <w:szCs w:val="20"/>
@@ -4310,6 +4594,7 @@
         <w:pStyle w:val="HTML0"/>
         <w:wordWrap w:val="0"/>
         <w:rPr>
+          <w:rFonts w:hint="eastAsia"/>
           <w:color w:val="0F1115"/>
           <w:sz w:val="20"/>
           <w:szCs w:val="20"/>
@@ -4355,6 +4640,7 @@
         <w:pStyle w:val="HTML0"/>
         <w:wordWrap w:val="0"/>
         <w:rPr>
+          <w:rFonts w:hint="eastAsia"/>
           <w:color w:val="0F1115"/>
           <w:sz w:val="20"/>
           <w:szCs w:val="20"/>
@@ -4400,6 +4686,7 @@
         <w:pStyle w:val="HTML0"/>
         <w:wordWrap w:val="0"/>
         <w:rPr>
+          <w:rFonts w:hint="eastAsia"/>
           <w:color w:val="0F1115"/>
           <w:sz w:val="20"/>
           <w:szCs w:val="20"/>
@@ -4445,6 +4732,7 @@
         <w:pStyle w:val="HTML0"/>
         <w:wordWrap w:val="0"/>
         <w:rPr>
+          <w:rFonts w:hint="eastAsia"/>
           <w:color w:val="0F1115"/>
           <w:sz w:val="20"/>
           <w:szCs w:val="20"/>
@@ -4490,6 +4778,7 @@
         <w:pStyle w:val="HTML0"/>
         <w:wordWrap w:val="0"/>
         <w:rPr>
+          <w:rFonts w:hint="eastAsia"/>
           <w:color w:val="0F1115"/>
           <w:sz w:val="20"/>
           <w:szCs w:val="20"/>
@@ -4544,6 +4833,7 @@
         <w:pStyle w:val="HTML0"/>
         <w:wordWrap w:val="0"/>
         <w:rPr>
+          <w:rFonts w:hint="eastAsia"/>
           <w:color w:val="0F1115"/>
           <w:sz w:val="20"/>
           <w:szCs w:val="20"/>
@@ -4605,6 +4895,9 @@
     <w:p>
       <w:pPr>
         <w:pStyle w:val="2"/>
+        <w:rPr>
+          <w:rFonts w:hint="eastAsia"/>
+        </w:rPr>
       </w:pPr>
       <w:r>
         <w:t>四、数据模型</w:t>
@@ -4613,6 +4906,9 @@
     <w:p>
       <w:pPr>
         <w:pStyle w:val="3"/>
+        <w:rPr>
+          <w:rFonts w:hint="eastAsia"/>
+        </w:rPr>
       </w:pPr>
       <w:r>
         <w:t>4.1 数据库表</w:t>
@@ -5037,10 +5333,19 @@
         </w:tc>
       </w:tr>
     </w:tbl>
-    <w:p/>
+    <w:p>
+      <w:pPr>
+        <w:rPr>
+          <w:rFonts w:hint="eastAsia"/>
+        </w:rPr>
+      </w:pPr>
+    </w:p>
     <w:p>
       <w:pPr>
         <w:pStyle w:val="3"/>
+        <w:rPr>
+          <w:rFonts w:hint="eastAsia"/>
+        </w:rPr>
       </w:pPr>
       <w:r>
         <w:t>4.2 权限表结构</w:t>
@@ -5051,6 +5356,7 @@
         <w:pStyle w:val="HTML0"/>
         <w:wordWrap w:val="0"/>
         <w:rPr>
+          <w:rFonts w:hint="eastAsia"/>
           <w:color w:val="0F1115"/>
           <w:sz w:val="18"/>
           <w:szCs w:val="18"/>
@@ -5140,6 +5446,7 @@
         <w:pStyle w:val="HTML0"/>
         <w:wordWrap w:val="0"/>
         <w:rPr>
+          <w:rFonts w:hint="eastAsia"/>
           <w:color w:val="0F1115"/>
           <w:sz w:val="18"/>
           <w:szCs w:val="18"/>
@@ -5263,6 +5570,7 @@
         <w:pStyle w:val="HTML0"/>
         <w:wordWrap w:val="0"/>
         <w:rPr>
+          <w:rFonts w:hint="eastAsia"/>
           <w:color w:val="0F1115"/>
           <w:sz w:val="18"/>
           <w:szCs w:val="18"/>
@@ -5415,6 +5723,7 @@
         <w:pStyle w:val="HTML0"/>
         <w:wordWrap w:val="0"/>
         <w:rPr>
+          <w:rFonts w:hint="eastAsia"/>
           <w:color w:val="0F1115"/>
           <w:sz w:val="18"/>
           <w:szCs w:val="18"/>
@@ -5548,6 +5857,7 @@
         <w:pStyle w:val="HTML0"/>
         <w:wordWrap w:val="0"/>
         <w:rPr>
+          <w:rFonts w:hint="eastAsia"/>
           <w:color w:val="0F1115"/>
           <w:sz w:val="18"/>
           <w:szCs w:val="18"/>
@@ -5700,6 +6010,7 @@
         <w:pStyle w:val="HTML0"/>
         <w:wordWrap w:val="0"/>
         <w:rPr>
+          <w:rFonts w:hint="eastAsia"/>
           <w:color w:val="0F1115"/>
           <w:sz w:val="18"/>
           <w:szCs w:val="18"/>
@@ -5852,6 +6163,7 @@
         <w:pStyle w:val="HTML0"/>
         <w:wordWrap w:val="0"/>
         <w:rPr>
+          <w:rFonts w:hint="eastAsia"/>
           <w:color w:val="0F1115"/>
           <w:sz w:val="18"/>
           <w:szCs w:val="18"/>
@@ -6004,6 +6316,7 @@
         <w:pStyle w:val="HTML0"/>
         <w:wordWrap w:val="0"/>
         <w:rPr>
+          <w:rFonts w:hint="eastAsia"/>
           <w:color w:val="0F1115"/>
           <w:sz w:val="18"/>
           <w:szCs w:val="18"/>
@@ -6111,6 +6424,7 @@
         <w:pStyle w:val="HTML0"/>
         <w:wordWrap w:val="0"/>
         <w:rPr>
+          <w:rFonts w:hint="eastAsia"/>
           <w:color w:val="0F1115"/>
           <w:sz w:val="18"/>
           <w:szCs w:val="18"/>
@@ -6217,6 +6531,7 @@
         <w:pStyle w:val="HTML0"/>
         <w:wordWrap w:val="0"/>
         <w:rPr>
+          <w:rFonts w:hint="eastAsia"/>
           <w:color w:val="0F1115"/>
           <w:sz w:val="18"/>
           <w:szCs w:val="18"/>
@@ -6307,6 +6622,7 @@
         <w:pStyle w:val="HTML0"/>
         <w:wordWrap w:val="0"/>
         <w:rPr>
+          <w:rFonts w:hint="eastAsia"/>
           <w:color w:val="0F1115"/>
           <w:sz w:val="18"/>
           <w:szCs w:val="18"/>
@@ -6387,6 +6703,7 @@
         <w:pStyle w:val="HTML0"/>
         <w:wordWrap w:val="0"/>
         <w:rPr>
+          <w:rFonts w:hint="eastAsia"/>
           <w:color w:val="0F1115"/>
           <w:sz w:val="18"/>
           <w:szCs w:val="18"/>
@@ -6405,6 +6722,9 @@
     <w:p>
       <w:pPr>
         <w:pStyle w:val="3"/>
+        <w:rPr>
+          <w:rFonts w:hint="eastAsia"/>
+        </w:rPr>
       </w:pPr>
       <w:r>
         <w:t>4.3 权限判定</w:t>
@@ -6415,6 +6735,7 @@
         <w:pStyle w:val="HTML0"/>
         <w:wordWrap w:val="0"/>
         <w:rPr>
+          <w:rFonts w:hint="eastAsia"/>
           <w:color w:val="0F1115"/>
           <w:sz w:val="20"/>
           <w:szCs w:val="20"/>
@@ -6434,6 +6755,7 @@
         <w:pStyle w:val="HTML0"/>
         <w:wordWrap w:val="0"/>
         <w:rPr>
+          <w:rFonts w:hint="eastAsia"/>
           <w:color w:val="0F1115"/>
           <w:sz w:val="20"/>
           <w:szCs w:val="20"/>
@@ -6453,6 +6775,7 @@
         <w:pStyle w:val="HTML0"/>
         <w:wordWrap w:val="0"/>
         <w:rPr>
+          <w:rFonts w:hint="eastAsia"/>
           <w:color w:val="0F1115"/>
           <w:sz w:val="20"/>
           <w:szCs w:val="20"/>
@@ -6472,6 +6795,7 @@
         <w:pStyle w:val="HTML0"/>
         <w:wordWrap w:val="0"/>
         <w:rPr>
+          <w:rFonts w:hint="eastAsia"/>
           <w:color w:val="0F1115"/>
           <w:sz w:val="20"/>
           <w:szCs w:val="20"/>
@@ -6491,6 +6815,7 @@
         <w:pStyle w:val="HTML0"/>
         <w:wordWrap w:val="0"/>
         <w:rPr>
+          <w:rFonts w:hint="eastAsia"/>
           <w:color w:val="0F1115"/>
           <w:sz w:val="20"/>
           <w:szCs w:val="20"/>
@@ -6510,6 +6835,7 @@
         <w:pStyle w:val="HTML0"/>
         <w:wordWrap w:val="0"/>
         <w:rPr>
+          <w:rFonts w:hint="eastAsia"/>
           <w:color w:val="0F1115"/>
           <w:sz w:val="20"/>
           <w:szCs w:val="20"/>
@@ -6529,6 +6855,7 @@
         <w:pStyle w:val="HTML0"/>
         <w:wordWrap w:val="0"/>
         <w:rPr>
+          <w:rFonts w:hint="eastAsia"/>
           <w:color w:val="0F1115"/>
           <w:sz w:val="20"/>
           <w:szCs w:val="20"/>
@@ -6548,6 +6875,7 @@
         <w:pStyle w:val="HTML0"/>
         <w:wordWrap w:val="0"/>
         <w:rPr>
+          <w:rFonts w:hint="eastAsia"/>
           <w:color w:val="0F1115"/>
           <w:sz w:val="20"/>
           <w:szCs w:val="20"/>
@@ -6565,6 +6893,9 @@
     <w:p>
       <w:pPr>
         <w:pStyle w:val="2"/>
+        <w:rPr>
+          <w:rFonts w:hint="eastAsia"/>
+        </w:rPr>
       </w:pPr>
       <w:r>
         <w:t>五、规则库</w:t>
@@ -6573,6 +6904,9 @@
     <w:p>
       <w:pPr>
         <w:pStyle w:val="3"/>
+        <w:rPr>
+          <w:rFonts w:hint="eastAsia"/>
+        </w:rPr>
       </w:pPr>
       <w:r>
         <w:t>5.1 目录结构</w:t>
@@ -6583,6 +6917,7 @@
         <w:pStyle w:val="HTML0"/>
         <w:wordWrap w:val="0"/>
         <w:rPr>
+          <w:rFonts w:hint="eastAsia"/>
           <w:color w:val="0F1115"/>
           <w:sz w:val="20"/>
           <w:szCs w:val="20"/>
@@ -6602,6 +6937,7 @@
         <w:pStyle w:val="HTML0"/>
         <w:wordWrap w:val="0"/>
         <w:rPr>
+          <w:rFonts w:hint="eastAsia"/>
           <w:color w:val="0F1115"/>
           <w:sz w:val="20"/>
           <w:szCs w:val="20"/>
@@ -6621,6 +6957,7 @@
         <w:pStyle w:val="HTML0"/>
         <w:wordWrap w:val="0"/>
         <w:rPr>
+          <w:rFonts w:hint="eastAsia"/>
           <w:color w:val="0F1115"/>
           <w:sz w:val="20"/>
           <w:szCs w:val="20"/>
@@ -6640,6 +6977,7 @@
         <w:pStyle w:val="HTML0"/>
         <w:wordWrap w:val="0"/>
         <w:rPr>
+          <w:rFonts w:hint="eastAsia"/>
           <w:color w:val="0F1115"/>
           <w:sz w:val="20"/>
           <w:szCs w:val="20"/>
@@ -6659,6 +6997,7 @@
         <w:pStyle w:val="HTML0"/>
         <w:wordWrap w:val="0"/>
         <w:rPr>
+          <w:rFonts w:hint="eastAsia"/>
           <w:color w:val="0F1115"/>
           <w:sz w:val="20"/>
           <w:szCs w:val="20"/>
@@ -6678,6 +7017,7 @@
         <w:pStyle w:val="HTML0"/>
         <w:wordWrap w:val="0"/>
         <w:rPr>
+          <w:rFonts w:hint="eastAsia"/>
           <w:color w:val="0F1115"/>
           <w:sz w:val="20"/>
           <w:szCs w:val="20"/>
@@ -6697,6 +7037,7 @@
         <w:pStyle w:val="HTML0"/>
         <w:wordWrap w:val="0"/>
         <w:rPr>
+          <w:rFonts w:hint="eastAsia"/>
           <w:color w:val="0F1115"/>
           <w:sz w:val="20"/>
           <w:szCs w:val="20"/>
@@ -6716,6 +7057,7 @@
         <w:pStyle w:val="HTML0"/>
         <w:wordWrap w:val="0"/>
         <w:rPr>
+          <w:rFonts w:hint="eastAsia"/>
           <w:color w:val="0F1115"/>
           <w:sz w:val="20"/>
           <w:szCs w:val="20"/>
@@ -6733,6 +7075,9 @@
     <w:p>
       <w:pPr>
         <w:pStyle w:val="3"/>
+        <w:rPr>
+          <w:rFonts w:hint="eastAsia"/>
+        </w:rPr>
       </w:pPr>
       <w:r>
         <w:t>5.2 规则格式</w:t>
@@ -6743,6 +7088,7 @@
         <w:pStyle w:val="HTML0"/>
         <w:wordWrap w:val="0"/>
         <w:rPr>
+          <w:rFonts w:hint="eastAsia"/>
           <w:color w:val="0F1115"/>
           <w:sz w:val="20"/>
           <w:szCs w:val="20"/>
@@ -6772,17 +7118,19 @@
         <w:pStyle w:val="HTML0"/>
         <w:wordWrap w:val="0"/>
         <w:rPr>
-          <w:color w:val="0F1115"/>
-          <w:sz w:val="20"/>
-          <w:szCs w:val="20"/>
-        </w:rPr>
-      </w:pPr>
-    </w:p>
-    <w:p>
-      <w:pPr>
-        <w:pStyle w:val="HTML0"/>
-        <w:wordWrap w:val="0"/>
-        <w:rPr>
+          <w:rFonts w:hint="eastAsia"/>
+          <w:color w:val="0F1115"/>
+          <w:sz w:val="20"/>
+          <w:szCs w:val="20"/>
+        </w:rPr>
+      </w:pPr>
+    </w:p>
+    <w:p>
+      <w:pPr>
+        <w:pStyle w:val="HTML0"/>
+        <w:wordWrap w:val="0"/>
+        <w:rPr>
+          <w:rFonts w:hint="eastAsia"/>
           <w:color w:val="0F1115"/>
           <w:sz w:val="20"/>
           <w:szCs w:val="20"/>
@@ -6852,6 +7200,7 @@
         <w:pStyle w:val="HTML0"/>
         <w:wordWrap w:val="0"/>
         <w:rPr>
+          <w:rFonts w:hint="eastAsia"/>
           <w:color w:val="0F1115"/>
           <w:sz w:val="20"/>
           <w:szCs w:val="20"/>
@@ -6921,6 +7270,7 @@
         <w:pStyle w:val="HTML0"/>
         <w:wordWrap w:val="0"/>
         <w:rPr>
+          <w:rFonts w:hint="eastAsia"/>
           <w:color w:val="0F1115"/>
           <w:sz w:val="20"/>
           <w:szCs w:val="20"/>
@@ -7107,6 +7457,9 @@
     <w:p>
       <w:pPr>
         <w:pStyle w:val="3"/>
+        <w:rPr>
+          <w:rFonts w:hint="eastAsia"/>
+        </w:rPr>
       </w:pPr>
       <w:r>
         <w:t>5.3 闭环机制</w:t>
@@ -7117,6 +7470,7 @@
         <w:pStyle w:val="HTML0"/>
         <w:wordWrap w:val="0"/>
         <w:rPr>
+          <w:rFonts w:hint="eastAsia"/>
           <w:color w:val="0F1115"/>
           <w:sz w:val="20"/>
           <w:szCs w:val="20"/>
@@ -7136,6 +7490,7 @@
         <w:pStyle w:val="HTML0"/>
         <w:wordWrap w:val="0"/>
         <w:rPr>
+          <w:rFonts w:hint="eastAsia"/>
           <w:color w:val="0F1115"/>
           <w:sz w:val="20"/>
           <w:szCs w:val="20"/>
@@ -7155,6 +7510,7 @@
         <w:pStyle w:val="HTML0"/>
         <w:wordWrap w:val="0"/>
         <w:rPr>
+          <w:rFonts w:hint="eastAsia"/>
           <w:color w:val="0F1115"/>
           <w:sz w:val="20"/>
           <w:szCs w:val="20"/>
@@ -7173,6 +7529,9 @@
     <w:p>
       <w:pPr>
         <w:pStyle w:val="2"/>
+        <w:rPr>
+          <w:rFonts w:hint="eastAsia"/>
+        </w:rPr>
       </w:pPr>
       <w:r>
         <w:t>六、数据缓存</w:t>
@@ -7181,6 +7540,9 @@
     <w:p>
       <w:pPr>
         <w:pStyle w:val="3"/>
+        <w:rPr>
+          <w:rFonts w:hint="eastAsia"/>
+        </w:rPr>
       </w:pPr>
       <w:r>
         <w:t>6.1 缓存结构</w:t>
@@ -7191,6 +7553,7 @@
         <w:pStyle w:val="HTML0"/>
         <w:wordWrap w:val="0"/>
         <w:rPr>
+          <w:rFonts w:hint="eastAsia"/>
           <w:color w:val="0F1115"/>
           <w:sz w:val="20"/>
           <w:szCs w:val="20"/>
@@ -7210,6 +7573,7 @@
         <w:pStyle w:val="HTML0"/>
         <w:wordWrap w:val="0"/>
         <w:rPr>
+          <w:rFonts w:hint="eastAsia"/>
           <w:color w:val="0F1115"/>
           <w:sz w:val="20"/>
           <w:szCs w:val="20"/>
@@ -7229,6 +7593,7 @@
         <w:pStyle w:val="HTML0"/>
         <w:wordWrap w:val="0"/>
         <w:rPr>
+          <w:rFonts w:hint="eastAsia"/>
           <w:color w:val="0F1115"/>
           <w:sz w:val="20"/>
           <w:szCs w:val="20"/>
@@ -7248,6 +7613,7 @@
         <w:pStyle w:val="HTML0"/>
         <w:wordWrap w:val="0"/>
         <w:rPr>
+          <w:rFonts w:hint="eastAsia"/>
           <w:color w:val="0F1115"/>
           <w:sz w:val="20"/>
           <w:szCs w:val="20"/>
@@ -7265,12 +7631,20 @@
     <w:p>
       <w:pPr>
         <w:pStyle w:val="3"/>
+        <w:rPr>
+          <w:rFonts w:hint="eastAsia"/>
+        </w:rPr>
       </w:pPr>
       <w:r>
         <w:t>6.2 缓存内容</w:t>
       </w:r>
     </w:p>
     <w:p>
+      <w:pPr>
+        <w:rPr>
+          <w:rFonts w:hint="eastAsia"/>
+        </w:rPr>
+      </w:pPr>
       <w:r>
         <w:rPr>
           <w:rFonts w:ascii="Segoe UI" w:hAnsi="Segoe UI" w:cs="Segoe UI"/>
@@ -7335,6 +7709,7 @@
         <w:pStyle w:val="HTML0"/>
         <w:wordWrap w:val="0"/>
         <w:rPr>
+          <w:rFonts w:hint="eastAsia"/>
           <w:color w:val="0F1115"/>
           <w:sz w:val="20"/>
           <w:szCs w:val="20"/>
@@ -7355,6 +7730,7 @@
         <w:pStyle w:val="HTML0"/>
         <w:wordWrap w:val="0"/>
         <w:rPr>
+          <w:rFonts w:hint="eastAsia"/>
           <w:color w:val="0F1115"/>
           <w:sz w:val="20"/>
           <w:szCs w:val="20"/>
@@ -7418,6 +7794,7 @@
         <w:pStyle w:val="HTML0"/>
         <w:wordWrap w:val="0"/>
         <w:rPr>
+          <w:rFonts w:hint="eastAsia"/>
           <w:color w:val="0F1115"/>
           <w:sz w:val="20"/>
           <w:szCs w:val="20"/>
@@ -7472,6 +7849,7 @@
         <w:pStyle w:val="HTML0"/>
         <w:wordWrap w:val="0"/>
         <w:rPr>
+          <w:rFonts w:hint="eastAsia"/>
           <w:color w:val="0F1115"/>
           <w:sz w:val="20"/>
           <w:szCs w:val="20"/>
@@ -7604,6 +7982,7 @@
         <w:pStyle w:val="HTML0"/>
         <w:wordWrap w:val="0"/>
         <w:rPr>
+          <w:rFonts w:hint="eastAsia"/>
           <w:color w:val="0F1115"/>
           <w:sz w:val="20"/>
           <w:szCs w:val="20"/>
@@ -7658,6 +8037,7 @@
         <w:pStyle w:val="HTML0"/>
         <w:wordWrap w:val="0"/>
         <w:rPr>
+          <w:rFonts w:hint="eastAsia"/>
           <w:color w:val="0F1115"/>
           <w:sz w:val="20"/>
           <w:szCs w:val="20"/>
@@ -7712,6 +8092,7 @@
         <w:pStyle w:val="HTML0"/>
         <w:wordWrap w:val="0"/>
         <w:rPr>
+          <w:rFonts w:hint="eastAsia"/>
           <w:color w:val="0F1115"/>
           <w:sz w:val="20"/>
           <w:szCs w:val="20"/>
@@ -7766,6 +8147,7 @@
         <w:pStyle w:val="HTML0"/>
         <w:wordWrap w:val="0"/>
         <w:rPr>
+          <w:rFonts w:hint="eastAsia"/>
           <w:color w:val="0F1115"/>
           <w:sz w:val="20"/>
           <w:szCs w:val="20"/>
@@ -7820,6 +8202,7 @@
         <w:pStyle w:val="HTML0"/>
         <w:wordWrap w:val="0"/>
         <w:rPr>
+          <w:rFonts w:hint="eastAsia"/>
           <w:color w:val="0F1115"/>
           <w:sz w:val="20"/>
           <w:szCs w:val="20"/>
@@ -7874,6 +8257,7 @@
         <w:pStyle w:val="HTML0"/>
         <w:wordWrap w:val="0"/>
         <w:rPr>
+          <w:rFonts w:hint="eastAsia"/>
           <w:color w:val="0F1115"/>
           <w:sz w:val="20"/>
           <w:szCs w:val="20"/>
@@ -7892,6 +8276,9 @@
     <w:p>
       <w:pPr>
         <w:pStyle w:val="3"/>
+        <w:rPr>
+          <w:rFonts w:hint="eastAsia"/>
+        </w:rPr>
       </w:pPr>
       <w:r>
         <w:t>6.3 过期策略</w:t>
@@ -7996,6 +8383,9 @@
     <w:p>
       <w:pPr>
         <w:pStyle w:val="2"/>
+        <w:rPr>
+          <w:rFonts w:hint="eastAsia"/>
+        </w:rPr>
       </w:pPr>
       <w:r>
         <w:t>七、安全</w:t>
@@ -8600,10 +8990,19 @@
         </w:tc>
       </w:tr>
     </w:tbl>
-    <w:p/>
+    <w:p>
+      <w:pPr>
+        <w:rPr>
+          <w:rFonts w:hint="eastAsia"/>
+        </w:rPr>
+      </w:pPr>
+    </w:p>
     <w:p>
       <w:pPr>
         <w:pStyle w:val="1"/>
+        <w:rPr>
+          <w:rFonts w:hint="eastAsia"/>
+        </w:rPr>
       </w:pPr>
       <w:r>
         <w:lastRenderedPageBreak/>
@@ -8614,6 +9013,7 @@
       <w:pPr>
         <w:pStyle w:val="2"/>
         <w:rPr>
+          <w:rFonts w:hint="eastAsia"/>
           <w:sz w:val="28"/>
           <w:szCs w:val="28"/>
         </w:rPr>
@@ -8651,11 +9051,18 @@
         <w:t>_build_rules_tab</w:t>
       </w:r>
     </w:p>
-    <w:p/>
+    <w:p>
+      <w:pPr>
+        <w:rPr>
+          <w:rFonts w:hint="eastAsia"/>
+        </w:rPr>
+      </w:pPr>
+    </w:p>
     <w:p>
       <w:pPr>
         <w:pStyle w:val="2"/>
         <w:rPr>
+          <w:rFonts w:hint="eastAsia"/>
           <w:sz w:val="28"/>
           <w:szCs w:val="28"/>
         </w:rPr>
@@ -9191,10 +9598,19 @@
         <w:t>，保存立即生效</w:t>
       </w:r>
     </w:p>
-    <w:p/>
+    <w:p>
+      <w:pPr>
+        <w:rPr>
+          <w:rFonts w:hint="eastAsia"/>
+        </w:rPr>
+      </w:pPr>
+    </w:p>
     <w:p>
       <w:pPr>
         <w:pStyle w:val="2"/>
+        <w:rPr>
+          <w:rFonts w:hint="eastAsia"/>
+        </w:rPr>
       </w:pPr>
       <w:r>
         <w:t>三、数据抓取独立化</w:t>
@@ -9204,6 +9620,7 @@
       <w:pPr>
         <w:pStyle w:val="2"/>
         <w:rPr>
+          <w:rFonts w:hint="eastAsia"/>
           <w:sz w:val="24"/>
           <w:szCs w:val="24"/>
         </w:rPr>
@@ -9213,54 +9630,533 @@
           <w:sz w:val="24"/>
           <w:szCs w:val="24"/>
         </w:rPr>
-        <w:t>3.1 </w:t>
-      </w:r>
-      <w:r>
-        <w:rPr>
+        <w:t>3.1 dashboard/analysis/data_cache.py</w:t>
+      </w:r>
+    </w:p>
+    <w:p>
+      <w:pPr>
+        <w:rPr>
+          <w:rFonts w:hint="eastAsia"/>
+        </w:rPr>
+      </w:pPr>
+    </w:p>
+    <w:p>
+      <w:pPr>
+        <w:pStyle w:val="2"/>
+        <w:rPr>
+          <w:rFonts w:hint="eastAsia"/>
           <w:sz w:val="24"/>
           <w:szCs w:val="24"/>
         </w:rPr>
-        <w:t>dashboard/analysis/data_cache.py</w:t>
-      </w:r>
-    </w:p>
-    <w:p/>
-    <w:p>
-      <w:pPr>
-        <w:pStyle w:val="2"/>
+      </w:pPr>
+      <w:r>
         <w:rPr>
           <w:sz w:val="24"/>
           <w:szCs w:val="24"/>
         </w:rPr>
-      </w:pPr>
+        <w:t>3.2 修改 </w:t>
+      </w:r>
+      <w:r>
+        <w:rPr>
+          <w:rStyle w:val="HTML"/>
+          <w:rFonts w:asciiTheme="majorHAnsi" w:eastAsiaTheme="majorEastAsia" w:hAnsiTheme="majorHAnsi" w:cstheme="majorBidi"/>
+        </w:rPr>
+        <w:t>dashboard/analysis/agents.py</w:t>
+      </w:r>
       <w:r>
         <w:rPr>
           <w:sz w:val="24"/>
           <w:szCs w:val="24"/>
         </w:rPr>
-        <w:t>3.2 修改 </w:t>
+        <w:t> 的 </w:t>
       </w:r>
       <w:r>
         <w:rPr>
           <w:rStyle w:val="HTML"/>
           <w:rFonts w:asciiTheme="majorHAnsi" w:eastAsiaTheme="majorEastAsia" w:hAnsiTheme="majorHAnsi" w:cstheme="majorBidi"/>
         </w:rPr>
-        <w:t>dashboard/analysis/agents.py</w:t>
-      </w:r>
-      <w:r>
-        <w:rPr>
+        <w:t>analyze_full</w:t>
+      </w:r>
+    </w:p>
+    <w:p>
+      <w:pPr>
+        <w:rPr>
+          <w:rFonts w:hint="eastAsia"/>
+        </w:rPr>
+      </w:pPr>
+      <w:r>
+        <w:rPr>
+          <w:rStyle w:val="af0"/>
+          <w:rFonts w:ascii="Segoe UI" w:hAnsi="Segoe UI" w:cs="Segoe UI"/>
+          <w:color w:val="0F1115"/>
+          <w:shd w:val="clear" w:color="auto" w:fill="FFFFFF"/>
+        </w:rPr>
+        <w:t>注意</w:t>
+      </w:r>
+      <w:r>
+        <w:rPr>
+          <w:rFonts w:ascii="Segoe UI" w:hAnsi="Segoe UI" w:cs="Segoe UI"/>
+          <w:color w:val="0F1115"/>
+          <w:shd w:val="clear" w:color="auto" w:fill="FFFFFF"/>
+        </w:rPr>
+        <w:t>：逻辑上</w:t>
+      </w:r>
+      <w:r>
+        <w:rPr>
+          <w:rFonts w:ascii="Segoe UI" w:hAnsi="Segoe UI" w:cs="Segoe UI"/>
+          <w:color w:val="0F1115"/>
+          <w:shd w:val="clear" w:color="auto" w:fill="FFFFFF"/>
+        </w:rPr>
+        <w:t> </w:t>
+      </w:r>
+      <w:r>
+        <w:rPr>
+          <w:rStyle w:val="HTML"/>
+          <w:rFonts w:ascii="var(--ds-font-family-code)" w:hAnsi="var(--ds-font-family-code)"/>
+          <w:color w:val="0F1115"/>
+          <w:sz w:val="21"/>
+          <w:szCs w:val="21"/>
+        </w:rPr>
+        <w:t>use_cache</w:t>
+      </w:r>
+      <w:r>
+        <w:rPr>
+          <w:rFonts w:ascii="Segoe UI" w:hAnsi="Segoe UI" w:cs="Segoe UI"/>
+          <w:color w:val="0F1115"/>
+          <w:shd w:val="clear" w:color="auto" w:fill="FFFFFF"/>
+        </w:rPr>
+        <w:t> </w:t>
+      </w:r>
+      <w:r>
+        <w:rPr>
+          <w:rFonts w:ascii="Segoe UI" w:hAnsi="Segoe UI" w:cs="Segoe UI"/>
+          <w:color w:val="0F1115"/>
+          <w:shd w:val="clear" w:color="auto" w:fill="FFFFFF"/>
+        </w:rPr>
+        <w:t>是</w:t>
+      </w:r>
+      <w:r>
+        <w:rPr>
+          <w:rStyle w:val="af0"/>
+          <w:rFonts w:ascii="Segoe UI" w:hAnsi="Segoe UI" w:cs="Segoe UI"/>
+          <w:color w:val="0F1115"/>
+          <w:shd w:val="clear" w:color="auto" w:fill="FFFFFF"/>
+        </w:rPr>
+        <w:t>报告</w:t>
+      </w:r>
+      <w:r>
+        <w:rPr>
+          <w:rFonts w:ascii="Segoe UI" w:hAnsi="Segoe UI" w:cs="Segoe UI"/>
+          <w:color w:val="0F1115"/>
+          <w:shd w:val="clear" w:color="auto" w:fill="FFFFFF"/>
+        </w:rPr>
+        <w:t>缓存（当天已分析过），</w:t>
+      </w:r>
+      <w:r>
+        <w:rPr>
+          <w:rStyle w:val="HTML"/>
+          <w:rFonts w:ascii="var(--ds-font-family-code)" w:hAnsi="var(--ds-font-family-code)"/>
+          <w:color w:val="0F1115"/>
+          <w:sz w:val="21"/>
+          <w:szCs w:val="21"/>
+        </w:rPr>
+        <w:t>force_refresh</w:t>
+      </w:r>
+      <w:r>
+        <w:rPr>
+          <w:rFonts w:ascii="Segoe UI" w:hAnsi="Segoe UI" w:cs="Segoe UI"/>
+          <w:color w:val="0F1115"/>
+          <w:shd w:val="clear" w:color="auto" w:fill="FFFFFF"/>
+        </w:rPr>
+        <w:t> </w:t>
+      </w:r>
+      <w:r>
+        <w:rPr>
+          <w:rFonts w:ascii="Segoe UI" w:hAnsi="Segoe UI" w:cs="Segoe UI"/>
+          <w:color w:val="0F1115"/>
+          <w:shd w:val="clear" w:color="auto" w:fill="FFFFFF"/>
+        </w:rPr>
+        <w:t>是</w:t>
+      </w:r>
+      <w:r>
+        <w:rPr>
+          <w:rStyle w:val="af0"/>
+          <w:rFonts w:ascii="Segoe UI" w:hAnsi="Segoe UI" w:cs="Segoe UI"/>
+          <w:color w:val="0F1115"/>
+          <w:shd w:val="clear" w:color="auto" w:fill="FFFFFF"/>
+        </w:rPr>
+        <w:t>数据</w:t>
+      </w:r>
+      <w:r>
+        <w:rPr>
+          <w:rFonts w:ascii="Segoe UI" w:hAnsi="Segoe UI" w:cs="Segoe UI"/>
+          <w:color w:val="0F1115"/>
+          <w:shd w:val="clear" w:color="auto" w:fill="FFFFFF"/>
+        </w:rPr>
+        <w:t>缓存（今天抓过数据）。两者独立。</w:t>
+      </w:r>
+    </w:p>
+    <w:p>
+      <w:pPr>
+        <w:rPr>
+          <w:rFonts w:hint="eastAsia"/>
+        </w:rPr>
+      </w:pPr>
+    </w:p>
+    <w:p>
+      <w:pPr>
+        <w:pStyle w:val="2"/>
+        <w:rPr>
+          <w:rFonts w:hint="eastAsia"/>
           <w:sz w:val="24"/>
           <w:szCs w:val="24"/>
         </w:rPr>
-        <w:t> 的 </w:t>
-      </w:r>
+      </w:pPr>
+      <w:r>
+        <w:rPr>
+          <w:sz w:val="24"/>
+          <w:szCs w:val="24"/>
+        </w:rPr>
+        <w:t>3.3 </w:t>
+      </w:r>
+      <w:r>
+        <w:t>scripts/warm_cache.py</w:t>
+      </w:r>
+    </w:p>
+    <w:p>
+      <w:pPr>
+        <w:rPr>
+          <w:rFonts w:hint="eastAsia"/>
+        </w:rPr>
+      </w:pPr>
+    </w:p>
+    <w:p>
+      <w:pPr>
+        <w:pStyle w:val="2"/>
+        <w:rPr>
+          <w:rFonts w:hint="eastAsia"/>
+          <w:sz w:val="24"/>
+          <w:szCs w:val="24"/>
+        </w:rPr>
+      </w:pPr>
+      <w:r>
+        <w:rPr>
+          <w:sz w:val="24"/>
+          <w:szCs w:val="24"/>
+        </w:rPr>
+        <w:t>3.4 </w:t>
+      </w:r>
+      <w:r>
+        <w:t>scripts/clear_cache.py</w:t>
+      </w:r>
+    </w:p>
+    <w:p>
+      <w:pPr>
+        <w:rPr>
+          <w:rFonts w:hint="eastAsia"/>
+        </w:rPr>
+      </w:pPr>
+    </w:p>
+    <w:p>
+      <w:pPr>
+        <w:pStyle w:val="2"/>
+        <w:rPr>
+          <w:rFonts w:hint="eastAsia"/>
+        </w:rPr>
+      </w:pPr>
+      <w:r>
+        <w:t>3.5 使用方式</w:t>
+      </w:r>
+    </w:p>
+    <w:p>
+      <w:pPr>
+        <w:rPr>
+          <w:rFonts w:hint="eastAsia"/>
+        </w:rPr>
+      </w:pPr>
+    </w:p>
+    <w:p>
+      <w:pPr>
+        <w:pStyle w:val="3"/>
+        <w:rPr>
+          <w:rFonts w:hint="eastAsia"/>
+        </w:rPr>
+      </w:pPr>
+      <w:r>
+        <w:lastRenderedPageBreak/>
+        <w:t>单独预热</w:t>
+      </w:r>
+    </w:p>
+    <w:p>
+      <w:pPr>
+        <w:rPr>
+          <w:rFonts w:hint="eastAsia"/>
+        </w:rPr>
+      </w:pPr>
+      <w:r>
+        <w:rPr>
+          <w:rFonts w:hint="eastAsia"/>
+        </w:rPr>
+        <w:t>pipenv run python scripts/warm_cache.py 688508.SH 002074.SZ 300750.SZ</w:t>
+      </w:r>
+    </w:p>
+    <w:p>
+      <w:pPr>
+        <w:rPr>
+          <w:rFonts w:hint="eastAsia"/>
+        </w:rPr>
+      </w:pPr>
+    </w:p>
+    <w:p>
+      <w:pPr>
+        <w:pStyle w:val="3"/>
+        <w:rPr>
+          <w:rFonts w:hint="eastAsia"/>
+        </w:rPr>
+      </w:pPr>
+      <w:r>
+        <w:t>从自选股文件批量预热</w:t>
+      </w:r>
+    </w:p>
+    <w:p>
+      <w:pPr>
+        <w:rPr>
+          <w:rFonts w:hint="eastAsia"/>
+        </w:rPr>
+      </w:pPr>
       <w:r>
         <w:rPr>
           <w:rStyle w:val="HTML"/>
-          <w:rFonts w:asciiTheme="majorHAnsi" w:eastAsiaTheme="majorEastAsia" w:hAnsiTheme="majorHAnsi" w:cstheme="majorBidi"/>
-        </w:rPr>
-        <w:t>analyze_full</w:t>
-      </w:r>
-    </w:p>
+          <w:rFonts w:ascii="var(--ds-font-family-code)" w:hAnsi="var(--ds-font-family-code)"/>
+          <w:color w:val="0F1115"/>
+          <w:sz w:val="21"/>
+          <w:szCs w:val="21"/>
+        </w:rPr>
+        <w:t>watchlist.txt</w:t>
+      </w:r>
+      <w:r>
+        <w:rPr>
+          <w:rFonts w:ascii="Segoe UI" w:hAnsi="Segoe UI" w:cs="Segoe UI"/>
+          <w:color w:val="0F1115"/>
+          <w:shd w:val="clear" w:color="auto" w:fill="FFFFFF"/>
+        </w:rPr>
+        <w:t>：</w:t>
+      </w:r>
+    </w:p>
+    <w:p>
+      <w:pPr>
+        <w:pStyle w:val="HTML0"/>
+        <w:wordWrap w:val="0"/>
+        <w:rPr>
+          <w:rFonts w:hint="eastAsia"/>
+          <w:color w:val="0F1115"/>
+        </w:rPr>
+      </w:pPr>
+      <w:r>
+        <w:rPr>
+          <w:color w:val="0F1115"/>
+        </w:rPr>
+        <w:t># 我的自选股</w:t>
+      </w:r>
+    </w:p>
+    <w:p>
+      <w:pPr>
+        <w:pStyle w:val="HTML0"/>
+        <w:wordWrap w:val="0"/>
+        <w:rPr>
+          <w:rFonts w:hint="eastAsia"/>
+          <w:color w:val="0F1115"/>
+        </w:rPr>
+      </w:pPr>
+      <w:r>
+        <w:rPr>
+          <w:color w:val="0F1115"/>
+        </w:rPr>
+        <w:t>688508.SH</w:t>
+      </w:r>
+    </w:p>
+    <w:p>
+      <w:pPr>
+        <w:pStyle w:val="HTML0"/>
+        <w:wordWrap w:val="0"/>
+        <w:rPr>
+          <w:rFonts w:hint="eastAsia"/>
+          <w:color w:val="0F1115"/>
+        </w:rPr>
+      </w:pPr>
+      <w:r>
+        <w:rPr>
+          <w:color w:val="0F1115"/>
+        </w:rPr>
+        <w:t>002074.SZ</w:t>
+      </w:r>
+    </w:p>
+    <w:p>
+      <w:pPr>
+        <w:pStyle w:val="HTML0"/>
+        <w:wordWrap w:val="0"/>
+        <w:rPr>
+          <w:rFonts w:hint="eastAsia"/>
+          <w:color w:val="0F1115"/>
+        </w:rPr>
+      </w:pPr>
+      <w:r>
+        <w:rPr>
+          <w:color w:val="0F1115"/>
+        </w:rPr>
+        <w:t>300750.SZ</w:t>
+      </w:r>
+    </w:p>
+    <w:p>
+      <w:pPr>
+        <w:rPr>
+          <w:rFonts w:hint="eastAsia"/>
+        </w:rPr>
+      </w:pPr>
+    </w:p>
+    <w:p>
+      <w:pPr>
+        <w:pStyle w:val="HTML0"/>
+        <w:wordWrap w:val="0"/>
+        <w:rPr>
+          <w:rFonts w:hint="eastAsia"/>
+          <w:color w:val="0F1115"/>
+        </w:rPr>
+      </w:pPr>
+      <w:r>
+        <w:rPr>
+          <w:color w:val="0F1115"/>
+        </w:rPr>
+        <w:t>pipenv run python scripts/warm_cache.py --file watchlist.txt</w:t>
+      </w:r>
+    </w:p>
+    <w:p>
+      <w:pPr>
+        <w:rPr>
+          <w:rFonts w:hint="eastAsia"/>
+        </w:rPr>
+      </w:pPr>
+    </w:p>
+    <w:p>
+      <w:pPr>
+        <w:pStyle w:val="3"/>
+        <w:rPr>
+          <w:rFonts w:hint="eastAsia"/>
+        </w:rPr>
+      </w:pPr>
+      <w:r>
+        <w:t>查看缓存</w:t>
+      </w:r>
+    </w:p>
+    <w:p>
+      <w:pPr>
+        <w:pStyle w:val="HTML0"/>
+        <w:wordWrap w:val="0"/>
+        <w:rPr>
+          <w:rFonts w:hint="eastAsia"/>
+          <w:color w:val="0F1115"/>
+        </w:rPr>
+      </w:pPr>
+      <w:r>
+        <w:rPr>
+          <w:color w:val="0F1115"/>
+        </w:rPr>
+        <w:t>pipenv run python scripts/clear_cache.py --list</w:t>
+      </w:r>
+    </w:p>
+    <w:p>
+      <w:pPr>
+        <w:rPr>
+          <w:rFonts w:hint="eastAsia"/>
+        </w:rPr>
+      </w:pPr>
+    </w:p>
+    <w:p>
+      <w:pPr>
+        <w:pStyle w:val="3"/>
+        <w:rPr>
+          <w:rFonts w:hint="eastAsia"/>
+        </w:rPr>
+      </w:pPr>
+      <w:r>
+        <w:t>清理</w:t>
+      </w:r>
+    </w:p>
+    <w:p>
+      <w:pPr>
+        <w:pStyle w:val="HTML0"/>
+        <w:wordWrap w:val="0"/>
+        <w:rPr>
+          <w:rFonts w:hint="eastAsia"/>
+          <w:color w:val="0F1115"/>
+        </w:rPr>
+      </w:pPr>
+      <w:r>
+        <w:rPr>
+          <w:color w:val="0F1115"/>
+        </w:rPr>
+        <w:t>:: 清一只</w:t>
+      </w:r>
+    </w:p>
+    <w:p>
+      <w:pPr>
+        <w:pStyle w:val="HTML0"/>
+        <w:wordWrap w:val="0"/>
+        <w:rPr>
+          <w:rFonts w:hint="eastAsia"/>
+          <w:color w:val="0F1115"/>
+        </w:rPr>
+      </w:pPr>
+      <w:r>
+        <w:rPr>
+          <w:color w:val="0F1115"/>
+        </w:rPr>
+        <w:t>pipenv run python scripts/clear_cache.py 688508.SH</w:t>
+      </w:r>
+    </w:p>
+    <w:p>
+      <w:pPr>
+        <w:pStyle w:val="HTML0"/>
+        <w:wordWrap w:val="0"/>
+        <w:rPr>
+          <w:rFonts w:hint="eastAsia"/>
+          <w:color w:val="0F1115"/>
+        </w:rPr>
+      </w:pPr>
+    </w:p>
+    <w:p>
+      <w:pPr>
+        <w:pStyle w:val="HTML0"/>
+        <w:wordWrap w:val="0"/>
+        <w:rPr>
+          <w:rFonts w:hint="eastAsia"/>
+          <w:color w:val="0F1115"/>
+        </w:rPr>
+      </w:pPr>
+      <w:r>
+        <w:rPr>
+          <w:color w:val="0F1115"/>
+        </w:rPr>
+        <w:t>:: 全部</w:t>
+      </w:r>
+    </w:p>
+    <w:p>
+      <w:pPr>
+        <w:pStyle w:val="HTML0"/>
+        <w:wordWrap w:val="0"/>
+        <w:rPr>
+          <w:rFonts w:hint="eastAsia"/>
+          <w:color w:val="0F1115"/>
+        </w:rPr>
+      </w:pPr>
+      <w:r>
+        <w:rPr>
+          <w:color w:val="0F1115"/>
+        </w:rPr>
+        <w:t>pipenv run python scripts/clear_cache.py --all</w:t>
+      </w:r>
+    </w:p>
+    <w:p/>
     <w:p>
       <w:r>
         <w:rPr>
@@ -9269,7 +10165,7 @@
           <w:color w:val="0F1115"/>
           <w:shd w:val="clear" w:color="auto" w:fill="FFFFFF"/>
         </w:rPr>
-        <w:t>注意</w:t>
+        <w:t>三种清法</w:t>
       </w:r>
       <w:r>
         <w:rPr>
@@ -9277,381 +10173,178 @@
           <w:color w:val="0F1115"/>
           <w:shd w:val="clear" w:color="auto" w:fill="FFFFFF"/>
         </w:rPr>
-        <w:t>：逻辑上</w:t>
-      </w:r>
-      <w:r>
-        <w:rPr>
-          <w:rFonts w:ascii="Segoe UI" w:hAnsi="Segoe UI" w:cs="Segoe UI"/>
-          <w:color w:val="0F1115"/>
-          <w:shd w:val="clear" w:color="auto" w:fill="FFFFFF"/>
-        </w:rPr>
-        <w:t> </w:t>
-      </w:r>
-      <w:r>
-        <w:rPr>
-          <w:rStyle w:val="HTML"/>
-          <w:rFonts w:ascii="var(--ds-font-family-code)" w:hAnsi="var(--ds-font-family-code)"/>
-          <w:color w:val="0F1115"/>
-          <w:sz w:val="21"/>
-          <w:szCs w:val="21"/>
-        </w:rPr>
-        <w:t>use_cache</w:t>
-      </w:r>
-      <w:r>
-        <w:rPr>
-          <w:rFonts w:ascii="Segoe UI" w:hAnsi="Segoe UI" w:cs="Segoe UI"/>
-          <w:color w:val="0F1115"/>
-          <w:shd w:val="clear" w:color="auto" w:fill="FFFFFF"/>
-        </w:rPr>
-        <w:t> </w:t>
-      </w:r>
-      <w:r>
-        <w:rPr>
-          <w:rFonts w:ascii="Segoe UI" w:hAnsi="Segoe UI" w:cs="Segoe UI"/>
-          <w:color w:val="0F1115"/>
-          <w:shd w:val="clear" w:color="auto" w:fill="FFFFFF"/>
-        </w:rPr>
-        <w:t>是</w:t>
-      </w:r>
-      <w:r>
-        <w:rPr>
-          <w:rStyle w:val="af0"/>
-          <w:rFonts w:ascii="Segoe UI" w:hAnsi="Segoe UI" w:cs="Segoe UI"/>
-          <w:color w:val="0F1115"/>
-          <w:shd w:val="clear" w:color="auto" w:fill="FFFFFF"/>
-        </w:rPr>
-        <w:t>报告</w:t>
-      </w:r>
-      <w:r>
-        <w:rPr>
-          <w:rFonts w:ascii="Segoe UI" w:hAnsi="Segoe UI" w:cs="Segoe UI"/>
-          <w:color w:val="0F1115"/>
-          <w:shd w:val="clear" w:color="auto" w:fill="FFFFFF"/>
-        </w:rPr>
-        <w:t>缓存（当天已分析过），</w:t>
-      </w:r>
-      <w:r>
-        <w:rPr>
-          <w:rStyle w:val="HTML"/>
-          <w:rFonts w:ascii="var(--ds-font-family-code)" w:hAnsi="var(--ds-font-family-code)"/>
-          <w:color w:val="0F1115"/>
-          <w:sz w:val="21"/>
-          <w:szCs w:val="21"/>
-        </w:rPr>
-        <w:t>force_refresh</w:t>
-      </w:r>
-      <w:r>
-        <w:rPr>
-          <w:rFonts w:ascii="Segoe UI" w:hAnsi="Segoe UI" w:cs="Segoe UI"/>
-          <w:color w:val="0F1115"/>
-          <w:shd w:val="clear" w:color="auto" w:fill="FFFFFF"/>
-        </w:rPr>
-        <w:t> </w:t>
-      </w:r>
-      <w:r>
-        <w:rPr>
-          <w:rFonts w:ascii="Segoe UI" w:hAnsi="Segoe UI" w:cs="Segoe UI"/>
-          <w:color w:val="0F1115"/>
-          <w:shd w:val="clear" w:color="auto" w:fill="FFFFFF"/>
-        </w:rPr>
-        <w:t>是</w:t>
-      </w:r>
-      <w:r>
-        <w:rPr>
-          <w:rStyle w:val="af0"/>
-          <w:rFonts w:ascii="Segoe UI" w:hAnsi="Segoe UI" w:cs="Segoe UI"/>
-          <w:color w:val="0F1115"/>
-          <w:shd w:val="clear" w:color="auto" w:fill="FFFFFF"/>
-        </w:rPr>
-        <w:t>数据</w:t>
-      </w:r>
-      <w:r>
-        <w:rPr>
-          <w:rFonts w:ascii="Segoe UI" w:hAnsi="Segoe UI" w:cs="Segoe UI"/>
-          <w:color w:val="0F1115"/>
-          <w:shd w:val="clear" w:color="auto" w:fill="FFFFFF"/>
-        </w:rPr>
-        <w:t>缓存（今天抓过数据）。两者独立。</w:t>
+        <w:t>（从轻到重）：</w:t>
+      </w:r>
+    </w:p>
+    <w:p>
+      <w:pPr>
+        <w:pStyle w:val="HTML0"/>
+        <w:wordWrap w:val="0"/>
+        <w:rPr>
+          <w:color w:val="0F1115"/>
+          <w:sz w:val="20"/>
+          <w:szCs w:val="20"/>
+        </w:rPr>
+      </w:pPr>
+      <w:r>
+        <w:rPr>
+          <w:color w:val="0F1115"/>
+          <w:sz w:val="20"/>
+          <w:szCs w:val="20"/>
+        </w:rPr>
+        <w:t>:: 方案 A：用脚本（推荐）</w:t>
+      </w:r>
+    </w:p>
+    <w:p>
+      <w:pPr>
+        <w:pStyle w:val="HTML0"/>
+        <w:wordWrap w:val="0"/>
+        <w:rPr>
+          <w:color w:val="0F1115"/>
+          <w:sz w:val="20"/>
+          <w:szCs w:val="20"/>
+        </w:rPr>
+      </w:pPr>
+      <w:r>
+        <w:rPr>
+          <w:color w:val="0F1115"/>
+          <w:sz w:val="20"/>
+          <w:szCs w:val="20"/>
+        </w:rPr>
+        <w:t>pipenv run python scripts\clear_cache.py --all</w:t>
+      </w:r>
+    </w:p>
+    <w:p>
+      <w:pPr>
+        <w:pStyle w:val="HTML0"/>
+        <w:wordWrap w:val="0"/>
+        <w:rPr>
+          <w:color w:val="0F1115"/>
+          <w:sz w:val="20"/>
+          <w:szCs w:val="20"/>
+        </w:rPr>
+      </w:pPr>
+    </w:p>
+    <w:p>
+      <w:pPr>
+        <w:pStyle w:val="HTML0"/>
+        <w:wordWrap w:val="0"/>
+        <w:rPr>
+          <w:color w:val="0F1115"/>
+          <w:sz w:val="20"/>
+          <w:szCs w:val="20"/>
+        </w:rPr>
+      </w:pPr>
+      <w:r>
+        <w:rPr>
+          <w:color w:val="0F1115"/>
+          <w:sz w:val="20"/>
+          <w:szCs w:val="20"/>
+        </w:rPr>
+        <w:t>:: 方案 B：直接删文件</w:t>
+      </w:r>
+    </w:p>
+    <w:p>
+      <w:pPr>
+        <w:pStyle w:val="HTML0"/>
+        <w:wordWrap w:val="0"/>
+        <w:rPr>
+          <w:color w:val="0F1115"/>
+          <w:sz w:val="20"/>
+          <w:szCs w:val="20"/>
+        </w:rPr>
+      </w:pPr>
+      <w:r>
+        <w:rPr>
+          <w:color w:val="0F1115"/>
+          <w:sz w:val="20"/>
+          <w:szCs w:val="20"/>
+        </w:rPr>
+        <w:t>del /Q cache\data\*.pkl</w:t>
+      </w:r>
+    </w:p>
+    <w:p>
+      <w:pPr>
+        <w:pStyle w:val="HTML0"/>
+        <w:wordWrap w:val="0"/>
+        <w:rPr>
+          <w:color w:val="0F1115"/>
+          <w:sz w:val="20"/>
+          <w:szCs w:val="20"/>
+        </w:rPr>
+      </w:pPr>
+      <w:r>
+        <w:rPr>
+          <w:color w:val="0F1115"/>
+          <w:sz w:val="20"/>
+          <w:szCs w:val="20"/>
+        </w:rPr>
+        <w:t>del /Q cache\data\_meta.json</w:t>
+      </w:r>
+    </w:p>
+    <w:p>
+      <w:pPr>
+        <w:pStyle w:val="HTML0"/>
+        <w:wordWrap w:val="0"/>
+        <w:rPr>
+          <w:color w:val="0F1115"/>
+          <w:sz w:val="20"/>
+          <w:szCs w:val="20"/>
+        </w:rPr>
+      </w:pPr>
+    </w:p>
+    <w:p>
+      <w:pPr>
+        <w:pStyle w:val="HTML0"/>
+        <w:wordWrap w:val="0"/>
+        <w:rPr>
+          <w:color w:val="0F1115"/>
+          <w:sz w:val="20"/>
+          <w:szCs w:val="20"/>
+        </w:rPr>
+      </w:pPr>
+      <w:r>
+        <w:rPr>
+          <w:color w:val="0F1115"/>
+          <w:sz w:val="20"/>
+          <w:szCs w:val="20"/>
+        </w:rPr>
+        <w:t>:: 方案 C：删整个 cache 目录（最彻底，含质押全量缓存）</w:t>
+      </w:r>
+    </w:p>
+    <w:p>
+      <w:pPr>
+        <w:pStyle w:val="HTML0"/>
+        <w:wordWrap w:val="0"/>
+        <w:rPr>
+          <w:color w:val="0F1115"/>
+          <w:sz w:val="20"/>
+          <w:szCs w:val="20"/>
+        </w:rPr>
+      </w:pPr>
+      <w:r>
+        <w:rPr>
+          <w:color w:val="0F1115"/>
+          <w:sz w:val="20"/>
+          <w:szCs w:val="20"/>
+        </w:rPr>
+        <w:t>rmdir /S /Q cache</w:t>
       </w:r>
     </w:p>
     <w:p/>
     <w:p>
       <w:pPr>
+        <w:rPr>
+          <w:rFonts w:hint="eastAsia"/>
+        </w:rPr>
+      </w:pPr>
+    </w:p>
+    <w:p>
+      <w:pPr>
         <w:pStyle w:val="2"/>
         <w:rPr>
-          <w:sz w:val="24"/>
-          <w:szCs w:val="24"/>
-        </w:rPr>
-      </w:pPr>
-      <w:r>
-        <w:rPr>
-          <w:sz w:val="24"/>
-          <w:szCs w:val="24"/>
-        </w:rPr>
-        <w:t>3.3 </w:t>
-      </w:r>
-      <w:r>
-        <w:t>scripts/warm_cache.py</w:t>
-      </w:r>
-    </w:p>
-    <w:p/>
-    <w:p>
-      <w:pPr>
-        <w:pStyle w:val="2"/>
-        <w:rPr>
-          <w:sz w:val="24"/>
-          <w:szCs w:val="24"/>
-        </w:rPr>
-      </w:pPr>
-      <w:r>
-        <w:rPr>
-          <w:sz w:val="24"/>
-          <w:szCs w:val="24"/>
-        </w:rPr>
-        <w:t>3.4 </w:t>
-      </w:r>
-      <w:r>
-        <w:t>scripts/clear_cache.py</w:t>
-      </w:r>
-    </w:p>
-    <w:p/>
-    <w:p>
-      <w:pPr>
-        <w:pStyle w:val="2"/>
-      </w:pPr>
-      <w:r>
-        <w:t>3.5 使用方式</w:t>
-      </w:r>
-    </w:p>
-    <w:p/>
-    <w:p>
-      <w:pPr>
-        <w:pStyle w:val="3"/>
-      </w:pPr>
-      <w:r>
-        <w:lastRenderedPageBreak/>
-        <w:t>单独预热</w:t>
-      </w:r>
-    </w:p>
-    <w:p>
-      <w:r>
-        <w:rPr>
-          <w:rFonts w:hint="eastAsia"/>
-        </w:rPr>
-        <w:t>pipenv run python scripts/warm_cache.py 688508.SH 002074.SZ 300750.SZ</w:t>
-      </w:r>
-    </w:p>
-    <w:p/>
-    <w:p>
-      <w:pPr>
-        <w:pStyle w:val="3"/>
-      </w:pPr>
-      <w:r>
-        <w:t>从自选股文件批量预热</w:t>
-      </w:r>
-    </w:p>
-    <w:p>
-      <w:r>
-        <w:rPr>
-          <w:rStyle w:val="HTML"/>
-          <w:rFonts w:ascii="var(--ds-font-family-code)" w:hAnsi="var(--ds-font-family-code)"/>
-          <w:color w:val="0F1115"/>
-          <w:sz w:val="21"/>
-          <w:szCs w:val="21"/>
-        </w:rPr>
-        <w:t>watchlist.txt</w:t>
-      </w:r>
-      <w:r>
-        <w:rPr>
-          <w:rFonts w:ascii="Segoe UI" w:hAnsi="Segoe UI" w:cs="Segoe UI"/>
-          <w:color w:val="0F1115"/>
-          <w:shd w:val="clear" w:color="auto" w:fill="FFFFFF"/>
-        </w:rPr>
-        <w:t>：</w:t>
-      </w:r>
-    </w:p>
-    <w:p>
-      <w:pPr>
-        <w:pStyle w:val="HTML0"/>
-        <w:wordWrap w:val="0"/>
-        <w:rPr>
-          <w:color w:val="0F1115"/>
-        </w:rPr>
-      </w:pPr>
-      <w:r>
-        <w:rPr>
-          <w:color w:val="0F1115"/>
-        </w:rPr>
-        <w:t># 我的自选股</w:t>
-      </w:r>
-    </w:p>
-    <w:p>
-      <w:pPr>
-        <w:pStyle w:val="HTML0"/>
-        <w:wordWrap w:val="0"/>
-        <w:rPr>
-          <w:color w:val="0F1115"/>
-        </w:rPr>
-      </w:pPr>
-      <w:r>
-        <w:rPr>
-          <w:color w:val="0F1115"/>
-        </w:rPr>
-        <w:t>688508.SH</w:t>
-      </w:r>
-    </w:p>
-    <w:p>
-      <w:pPr>
-        <w:pStyle w:val="HTML0"/>
-        <w:wordWrap w:val="0"/>
-        <w:rPr>
-          <w:color w:val="0F1115"/>
-        </w:rPr>
-      </w:pPr>
-      <w:r>
-        <w:rPr>
-          <w:color w:val="0F1115"/>
-        </w:rPr>
-        <w:t>002074.SZ</w:t>
-      </w:r>
-    </w:p>
-    <w:p>
-      <w:pPr>
-        <w:pStyle w:val="HTML0"/>
-        <w:wordWrap w:val="0"/>
-        <w:rPr>
-          <w:color w:val="0F1115"/>
-        </w:rPr>
-      </w:pPr>
-      <w:r>
-        <w:rPr>
-          <w:color w:val="0F1115"/>
-        </w:rPr>
-        <w:t>300750.SZ</w:t>
-      </w:r>
-    </w:p>
-    <w:p/>
-    <w:p>
-      <w:pPr>
-        <w:pStyle w:val="HTML0"/>
-        <w:wordWrap w:val="0"/>
-        <w:rPr>
-          <w:color w:val="0F1115"/>
-        </w:rPr>
-      </w:pPr>
-      <w:r>
-        <w:rPr>
-          <w:color w:val="0F1115"/>
-        </w:rPr>
-        <w:t>pipenv run python scripts/warm_cache.py --file watchlist.txt</w:t>
-      </w:r>
-    </w:p>
-    <w:p/>
-    <w:p>
-      <w:pPr>
-        <w:pStyle w:val="3"/>
-      </w:pPr>
-      <w:r>
-        <w:t>查看缓存</w:t>
-      </w:r>
-    </w:p>
-    <w:p>
-      <w:pPr>
-        <w:pStyle w:val="HTML0"/>
-        <w:wordWrap w:val="0"/>
-        <w:rPr>
-          <w:color w:val="0F1115"/>
-        </w:rPr>
-      </w:pPr>
-      <w:r>
-        <w:rPr>
-          <w:color w:val="0F1115"/>
-        </w:rPr>
-        <w:t>pipenv run python scripts/clear_cache.py --list</w:t>
-      </w:r>
-    </w:p>
-    <w:p/>
-    <w:p>
-      <w:pPr>
-        <w:pStyle w:val="3"/>
-      </w:pPr>
-      <w:r>
-        <w:t>清理</w:t>
-      </w:r>
-    </w:p>
-    <w:p>
-      <w:pPr>
-        <w:pStyle w:val="HTML0"/>
-        <w:wordWrap w:val="0"/>
-        <w:rPr>
-          <w:color w:val="0F1115"/>
-        </w:rPr>
-      </w:pPr>
-      <w:r>
-        <w:rPr>
-          <w:color w:val="0F1115"/>
-        </w:rPr>
-        <w:t>:: 清一只</w:t>
-      </w:r>
-    </w:p>
-    <w:p>
-      <w:pPr>
-        <w:pStyle w:val="HTML0"/>
-        <w:wordWrap w:val="0"/>
-        <w:rPr>
-          <w:color w:val="0F1115"/>
-        </w:rPr>
-      </w:pPr>
-      <w:r>
-        <w:rPr>
-          <w:color w:val="0F1115"/>
-        </w:rPr>
-        <w:t>pipenv run python scripts/clear_cache.py 688508.SH</w:t>
-      </w:r>
-    </w:p>
-    <w:p>
-      <w:pPr>
-        <w:pStyle w:val="HTML0"/>
-        <w:wordWrap w:val="0"/>
-        <w:rPr>
-          <w:color w:val="0F1115"/>
-        </w:rPr>
-      </w:pPr>
-    </w:p>
-    <w:p>
-      <w:pPr>
-        <w:pStyle w:val="HTML0"/>
-        <w:wordWrap w:val="0"/>
-        <w:rPr>
-          <w:color w:val="0F1115"/>
-        </w:rPr>
-      </w:pPr>
-      <w:r>
-        <w:rPr>
-          <w:color w:val="0F1115"/>
-        </w:rPr>
-        <w:t>:: 全部</w:t>
-      </w:r>
-    </w:p>
-    <w:p>
-      <w:pPr>
-        <w:pStyle w:val="HTML0"/>
-        <w:wordWrap w:val="0"/>
-        <w:rPr>
-          <w:color w:val="0F1115"/>
-        </w:rPr>
-      </w:pPr>
-      <w:r>
-        <w:rPr>
-          <w:color w:val="0F1115"/>
-        </w:rPr>
-        <w:t>pipenv run python scripts/clear_cache.py --all</w:t>
-      </w:r>
-    </w:p>
-    <w:p/>
-    <w:p>
-      <w:pPr>
-        <w:pStyle w:val="2"/>
+          <w:rFonts w:hint="eastAsia"/>
+        </w:rPr>
       </w:pPr>
       <w:r>
         <w:t>四、改动清单</w:t>
@@ -9761,6 +10454,7 @@
                 <w:sz w:val="18"/>
                 <w:szCs w:val="18"/>
               </w:rPr>
+              <w:lastRenderedPageBreak/>
               <w:t>README.md</w:t>
             </w:r>
           </w:p>
@@ -10288,28 +10982,48 @@
         </w:tc>
       </w:tr>
     </w:tbl>
-    <w:p/>
+    <w:p>
+      <w:pPr>
+        <w:rPr>
+          <w:rFonts w:hint="eastAsia"/>
+        </w:rPr>
+      </w:pPr>
+    </w:p>
     <w:p>
       <w:pPr>
         <w:pStyle w:val="2"/>
-      </w:pPr>
-      <w:r>
-        <w:lastRenderedPageBreak/>
+        <w:rPr>
+          <w:rFonts w:hint="eastAsia"/>
+        </w:rPr>
+      </w:pPr>
+      <w:r>
         <w:t>五、验证</w:t>
       </w:r>
     </w:p>
     <w:p>
       <w:pPr>
         <w:pStyle w:val="3"/>
+        <w:rPr>
+          <w:rFonts w:hint="eastAsia"/>
+        </w:rPr>
       </w:pPr>
       <w:r>
         <w:t>1. 文档</w:t>
       </w:r>
     </w:p>
-    <w:p/>
+    <w:p>
+      <w:pPr>
+        <w:rPr>
+          <w:rFonts w:hint="eastAsia"/>
+        </w:rPr>
+      </w:pPr>
+    </w:p>
     <w:p>
       <w:pPr>
         <w:pStyle w:val="3"/>
+        <w:rPr>
+          <w:rFonts w:hint="eastAsia"/>
+        </w:rPr>
       </w:pPr>
       <w:r>
         <w:t>2. 规则编辑 UI</w:t>
@@ -10621,10 +11335,19 @@
         <w:t>保存</w:t>
       </w:r>
     </w:p>
-    <w:p/>
+    <w:p>
+      <w:pPr>
+        <w:rPr>
+          <w:rFonts w:hint="eastAsia"/>
+        </w:rPr>
+      </w:pPr>
+    </w:p>
     <w:p>
       <w:pPr>
         <w:pStyle w:val="3"/>
+        <w:rPr>
+          <w:rFonts w:hint="eastAsia"/>
+        </w:rPr>
       </w:pPr>
       <w:r>
         <w:t>3. 数据缓存</w:t>
@@ -10635,6 +11358,7 @@
         <w:pStyle w:val="HTML0"/>
         <w:wordWrap w:val="0"/>
         <w:rPr>
+          <w:rFonts w:hint="eastAsia"/>
           <w:color w:val="0F1115"/>
           <w:sz w:val="20"/>
           <w:szCs w:val="20"/>
@@ -10654,6 +11378,7 @@
         <w:pStyle w:val="HTML0"/>
         <w:wordWrap w:val="0"/>
         <w:rPr>
+          <w:rFonts w:hint="eastAsia"/>
           <w:color w:val="0F1115"/>
           <w:sz w:val="20"/>
           <w:szCs w:val="20"/>
@@ -10673,6 +11398,7 @@
         <w:pStyle w:val="HTML0"/>
         <w:wordWrap w:val="0"/>
         <w:rPr>
+          <w:rFonts w:hint="eastAsia"/>
           <w:color w:val="0F1115"/>
           <w:sz w:val="20"/>
           <w:szCs w:val="20"/>
@@ -10692,17 +11418,19 @@
         <w:pStyle w:val="HTML0"/>
         <w:wordWrap w:val="0"/>
         <w:rPr>
-          <w:color w:val="0F1115"/>
-          <w:sz w:val="20"/>
-          <w:szCs w:val="20"/>
-        </w:rPr>
-      </w:pPr>
-    </w:p>
-    <w:p>
-      <w:pPr>
-        <w:pStyle w:val="HTML0"/>
-        <w:wordWrap w:val="0"/>
-        <w:rPr>
+          <w:rFonts w:hint="eastAsia"/>
+          <w:color w:val="0F1115"/>
+          <w:sz w:val="20"/>
+          <w:szCs w:val="20"/>
+        </w:rPr>
+      </w:pPr>
+    </w:p>
+    <w:p>
+      <w:pPr>
+        <w:pStyle w:val="HTML0"/>
+        <w:wordWrap w:val="0"/>
+        <w:rPr>
+          <w:rFonts w:hint="eastAsia"/>
           <w:color w:val="0F1115"/>
           <w:sz w:val="20"/>
           <w:szCs w:val="20"/>
@@ -10722,6 +11450,7 @@
         <w:pStyle w:val="HTML0"/>
         <w:wordWrap w:val="0"/>
         <w:rPr>
+          <w:rFonts w:hint="eastAsia"/>
           <w:color w:val="0F1115"/>
           <w:sz w:val="20"/>
           <w:szCs w:val="20"/>
@@ -10741,6 +11470,7 @@
         <w:pStyle w:val="HTML0"/>
         <w:wordWrap w:val="0"/>
         <w:rPr>
+          <w:rFonts w:hint="eastAsia"/>
           <w:color w:val="0F1115"/>
           <w:sz w:val="20"/>
           <w:szCs w:val="20"/>
@@ -10760,17 +11490,19 @@
         <w:pStyle w:val="HTML0"/>
         <w:wordWrap w:val="0"/>
         <w:rPr>
-          <w:color w:val="0F1115"/>
-          <w:sz w:val="20"/>
-          <w:szCs w:val="20"/>
-        </w:rPr>
-      </w:pPr>
-    </w:p>
-    <w:p>
-      <w:pPr>
-        <w:pStyle w:val="HTML0"/>
-        <w:wordWrap w:val="0"/>
-        <w:rPr>
+          <w:rFonts w:hint="eastAsia"/>
+          <w:color w:val="0F1115"/>
+          <w:sz w:val="20"/>
+          <w:szCs w:val="20"/>
+        </w:rPr>
+      </w:pPr>
+    </w:p>
+    <w:p>
+      <w:pPr>
+        <w:pStyle w:val="HTML0"/>
+        <w:wordWrap w:val="0"/>
+        <w:rPr>
+          <w:rFonts w:hint="eastAsia"/>
           <w:color w:val="0F1115"/>
           <w:sz w:val="20"/>
           <w:szCs w:val="20"/>
@@ -10790,6 +11522,7 @@
         <w:pStyle w:val="HTML0"/>
         <w:wordWrap w:val="0"/>
         <w:rPr>
+          <w:rFonts w:hint="eastAsia"/>
           <w:color w:val="0F1115"/>
           <w:sz w:val="20"/>
           <w:szCs w:val="20"/>
@@ -10804,10 +11537,19 @@
         <w:t>pipenv run python scripts/clear_cache.py --list</w:t>
       </w:r>
     </w:p>
-    <w:p/>
+    <w:p>
+      <w:pPr>
+        <w:rPr>
+          <w:rFonts w:hint="eastAsia"/>
+        </w:rPr>
+      </w:pPr>
+    </w:p>
     <w:p>
       <w:pPr>
         <w:pStyle w:val="3"/>
+        <w:rPr>
+          <w:rFonts w:hint="eastAsia"/>
+        </w:rPr>
       </w:pPr>
       <w:r>
         <w:t>4. 分析走缓存</w:t>
@@ -10818,6 +11560,7 @@
         <w:pStyle w:val="HTML0"/>
         <w:wordWrap w:val="0"/>
         <w:rPr>
+          <w:rFonts w:hint="eastAsia"/>
           <w:color w:val="0F1115"/>
         </w:rPr>
       </w:pPr>
@@ -10828,9 +11571,27 @@
         <w:t>pipenv run python scripts/test_full.py 688508.SH --no-cache</w:t>
       </w:r>
     </w:p>
-    <w:p/>
-    <w:p/>
-    <w:p/>
+    <w:p>
+      <w:pPr>
+        <w:rPr>
+          <w:rFonts w:hint="eastAsia"/>
+        </w:rPr>
+      </w:pPr>
+    </w:p>
+    <w:p>
+      <w:pPr>
+        <w:rPr>
+          <w:rFonts w:hint="eastAsia"/>
+        </w:rPr>
+      </w:pPr>
+    </w:p>
+    <w:p>
+      <w:pPr>
+        <w:rPr>
+          <w:rFonts w:hint="eastAsia"/>
+        </w:rPr>
+      </w:pPr>
+    </w:p>
     <w:p>
       <w:pPr>
         <w:rPr>

--- a/sch_config/系统设计使用说明书.docx
+++ b/sch_config/系统设计使用说明书.docx
@@ -10334,6 +10334,482 @@
     <w:p/>
     <w:p>
       <w:pPr>
+        <w:pStyle w:val="3"/>
+      </w:pPr>
+      <w:r>
+        <w:t>4.4 日常使用建议</w:t>
+      </w:r>
+    </w:p>
+    <w:tbl>
+      <w:tblPr>
+        <w:tblStyle w:val="af"/>
+        <w:tblW w:w="8089" w:type="dxa"/>
+        <w:tblLook w:val="04A0" w:firstRow="1" w:lastRow="0" w:firstColumn="1" w:lastColumn="0" w:noHBand="0" w:noVBand="1"/>
+      </w:tblPr>
+      <w:tblGrid>
+        <w:gridCol w:w="1980"/>
+        <w:gridCol w:w="6109"/>
+      </w:tblGrid>
+      <w:tr>
+        <w:tc>
+          <w:tcPr>
+            <w:tcW w:w="1980" w:type="dxa"/>
+            <w:hideMark/>
+          </w:tcPr>
+          <w:p>
+            <w:pPr>
+              <w:widowControl/>
+              <w:jc w:val="left"/>
+              <w:rPr>
+                <w:rFonts w:ascii="Segoe UI" w:eastAsia="宋体" w:hAnsi="Segoe UI" w:cs="Segoe UI"/>
+                <w:b/>
+                <w:bCs/>
+                <w:color w:val="0F1115"/>
+                <w:kern w:val="0"/>
+                <w:sz w:val="18"/>
+                <w:szCs w:val="18"/>
+              </w:rPr>
+            </w:pPr>
+            <w:r>
+              <w:rPr>
+                <w:rFonts w:ascii="Segoe UI" w:eastAsia="宋体" w:hAnsi="Segoe UI" w:cs="Segoe UI"/>
+                <w:b/>
+                <w:bCs/>
+                <w:color w:val="0F1115"/>
+                <w:kern w:val="0"/>
+                <w:sz w:val="18"/>
+                <w:szCs w:val="18"/>
+              </w:rPr>
+              <w:t>场景</w:t>
+            </w:r>
+          </w:p>
+        </w:tc>
+        <w:tc>
+          <w:tcPr>
+            <w:tcW w:w="6109" w:type="dxa"/>
+            <w:hideMark/>
+          </w:tcPr>
+          <w:p>
+            <w:pPr>
+              <w:widowControl/>
+              <w:jc w:val="left"/>
+              <w:rPr>
+                <w:rFonts w:ascii="Segoe UI" w:eastAsia="宋体" w:hAnsi="Segoe UI" w:cs="Segoe UI"/>
+                <w:b/>
+                <w:bCs/>
+                <w:color w:val="0F1115"/>
+                <w:kern w:val="0"/>
+                <w:sz w:val="18"/>
+                <w:szCs w:val="18"/>
+              </w:rPr>
+            </w:pPr>
+            <w:r>
+              <w:rPr>
+                <w:rFonts w:ascii="Segoe UI" w:eastAsia="宋体" w:hAnsi="Segoe UI" w:cs="Segoe UI"/>
+                <w:b/>
+                <w:bCs/>
+                <w:color w:val="0F1115"/>
+                <w:kern w:val="0"/>
+                <w:sz w:val="18"/>
+                <w:szCs w:val="18"/>
+              </w:rPr>
+              <w:t>操作</w:t>
+            </w:r>
+          </w:p>
+        </w:tc>
+      </w:tr>
+      <w:tr>
+        <w:tc>
+          <w:tcPr>
+            <w:tcW w:w="1980" w:type="dxa"/>
+            <w:hideMark/>
+          </w:tcPr>
+          <w:p>
+            <w:pPr>
+              <w:widowControl/>
+              <w:jc w:val="left"/>
+              <w:rPr>
+                <w:rFonts w:ascii="Segoe UI" w:eastAsia="宋体" w:hAnsi="Segoe UI" w:cs="Segoe UI"/>
+                <w:color w:val="0F1115"/>
+                <w:kern w:val="0"/>
+                <w:sz w:val="18"/>
+                <w:szCs w:val="18"/>
+              </w:rPr>
+            </w:pPr>
+            <w:r>
+              <w:rPr>
+                <w:rFonts w:ascii="Segoe UI" w:eastAsia="宋体" w:hAnsi="Segoe UI" w:cs="Segoe UI"/>
+                <w:b/>
+                <w:bCs/>
+                <w:color w:val="0F1115"/>
+                <w:kern w:val="0"/>
+                <w:sz w:val="18"/>
+                <w:szCs w:val="18"/>
+              </w:rPr>
+              <w:t>每日分析自选股</w:t>
+            </w:r>
+          </w:p>
+        </w:tc>
+        <w:tc>
+          <w:tcPr>
+            <w:tcW w:w="6109" w:type="dxa"/>
+            <w:hideMark/>
+          </w:tcPr>
+          <w:p>
+            <w:pPr>
+              <w:widowControl/>
+              <w:jc w:val="left"/>
+              <w:rPr>
+                <w:rFonts w:ascii="Segoe UI" w:eastAsia="宋体" w:hAnsi="Segoe UI" w:cs="Segoe UI"/>
+                <w:color w:val="0F1115"/>
+                <w:kern w:val="0"/>
+                <w:sz w:val="18"/>
+                <w:szCs w:val="18"/>
+              </w:rPr>
+            </w:pPr>
+            <w:r>
+              <w:rPr>
+                <w:rFonts w:ascii="var(--ds-font-family-code)" w:eastAsia="宋体" w:hAnsi="var(--ds-font-family-code)" w:cs="宋体"/>
+                <w:color w:val="0F1115"/>
+                <w:kern w:val="0"/>
+                <w:sz w:val="18"/>
+                <w:szCs w:val="18"/>
+              </w:rPr>
+              <w:t>pipenv run python scripts/warm_cache.py --file watchlist.txt</w:t>
+            </w:r>
+            <w:r>
+              <w:rPr>
+                <w:rFonts w:ascii="Segoe UI" w:eastAsia="宋体" w:hAnsi="Segoe UI" w:cs="Segoe UI"/>
+                <w:color w:val="0F1115"/>
+                <w:kern w:val="0"/>
+                <w:sz w:val="18"/>
+                <w:szCs w:val="18"/>
+              </w:rPr>
+              <w:t>（预热数据）</w:t>
+            </w:r>
+          </w:p>
+        </w:tc>
+      </w:tr>
+      <w:tr>
+        <w:tc>
+          <w:tcPr>
+            <w:tcW w:w="1980" w:type="dxa"/>
+            <w:hideMark/>
+          </w:tcPr>
+          <w:p>
+            <w:pPr>
+              <w:widowControl/>
+              <w:jc w:val="left"/>
+              <w:rPr>
+                <w:rFonts w:ascii="Segoe UI" w:eastAsia="宋体" w:hAnsi="Segoe UI" w:cs="Segoe UI"/>
+                <w:color w:val="0F1115"/>
+                <w:kern w:val="0"/>
+                <w:sz w:val="18"/>
+                <w:szCs w:val="18"/>
+              </w:rPr>
+            </w:pPr>
+            <w:r>
+              <w:rPr>
+                <w:rFonts w:ascii="Segoe UI" w:eastAsia="宋体" w:hAnsi="Segoe UI" w:cs="Segoe UI"/>
+                <w:b/>
+                <w:bCs/>
+                <w:color w:val="0F1115"/>
+                <w:kern w:val="0"/>
+                <w:sz w:val="18"/>
+                <w:szCs w:val="18"/>
+              </w:rPr>
+              <w:lastRenderedPageBreak/>
+              <w:t>手动分析</w:t>
+            </w:r>
+          </w:p>
+        </w:tc>
+        <w:tc>
+          <w:tcPr>
+            <w:tcW w:w="6109" w:type="dxa"/>
+            <w:hideMark/>
+          </w:tcPr>
+          <w:p>
+            <w:pPr>
+              <w:widowControl/>
+              <w:jc w:val="left"/>
+              <w:rPr>
+                <w:rFonts w:ascii="Segoe UI" w:eastAsia="宋体" w:hAnsi="Segoe UI" w:cs="Segoe UI"/>
+                <w:color w:val="0F1115"/>
+                <w:kern w:val="0"/>
+                <w:sz w:val="18"/>
+                <w:szCs w:val="18"/>
+              </w:rPr>
+            </w:pPr>
+            <w:r>
+              <w:rPr>
+                <w:rFonts w:ascii="Segoe UI" w:eastAsia="宋体" w:hAnsi="Segoe UI" w:cs="Segoe UI"/>
+                <w:color w:val="0F1115"/>
+                <w:kern w:val="0"/>
+                <w:sz w:val="18"/>
+                <w:szCs w:val="18"/>
+              </w:rPr>
+              <w:t>访问</w:t>
+            </w:r>
+            <w:r>
+              <w:rPr>
+                <w:rFonts w:ascii="Segoe UI" w:eastAsia="宋体" w:hAnsi="Segoe UI" w:cs="Segoe UI"/>
+                <w:color w:val="0F1115"/>
+                <w:kern w:val="0"/>
+                <w:sz w:val="18"/>
+                <w:szCs w:val="18"/>
+              </w:rPr>
+              <w:t> </w:t>
+            </w:r>
+            <w:r>
+              <w:rPr>
+                <w:rFonts w:ascii="var(--ds-font-family-code)" w:eastAsia="宋体" w:hAnsi="var(--ds-font-family-code)" w:cs="宋体"/>
+                <w:color w:val="0F1115"/>
+                <w:kern w:val="0"/>
+                <w:sz w:val="18"/>
+                <w:szCs w:val="18"/>
+              </w:rPr>
+              <w:t>/analysis</w:t>
+            </w:r>
+            <w:r>
+              <w:rPr>
+                <w:rFonts w:ascii="Segoe UI" w:eastAsia="宋体" w:hAnsi="Segoe UI" w:cs="Segoe UI"/>
+                <w:color w:val="0F1115"/>
+                <w:kern w:val="0"/>
+                <w:sz w:val="18"/>
+                <w:szCs w:val="18"/>
+              </w:rPr>
+              <w:t> </w:t>
+            </w:r>
+            <w:r>
+              <w:rPr>
+                <w:rFonts w:ascii="Segoe UI" w:eastAsia="宋体" w:hAnsi="Segoe UI" w:cs="Segoe UI"/>
+                <w:color w:val="0F1115"/>
+                <w:kern w:val="0"/>
+                <w:sz w:val="18"/>
+                <w:szCs w:val="18"/>
+              </w:rPr>
+              <w:t>页面，输入代码</w:t>
+            </w:r>
+          </w:p>
+        </w:tc>
+      </w:tr>
+      <w:tr>
+        <w:tc>
+          <w:tcPr>
+            <w:tcW w:w="1980" w:type="dxa"/>
+            <w:hideMark/>
+          </w:tcPr>
+          <w:p>
+            <w:pPr>
+              <w:widowControl/>
+              <w:jc w:val="left"/>
+              <w:rPr>
+                <w:rFonts w:ascii="Segoe UI" w:eastAsia="宋体" w:hAnsi="Segoe UI" w:cs="Segoe UI"/>
+                <w:color w:val="0F1115"/>
+                <w:kern w:val="0"/>
+                <w:sz w:val="18"/>
+                <w:szCs w:val="18"/>
+              </w:rPr>
+            </w:pPr>
+            <w:r>
+              <w:rPr>
+                <w:rFonts w:ascii="Segoe UI" w:eastAsia="宋体" w:hAnsi="Segoe UI" w:cs="Segoe UI"/>
+                <w:b/>
+                <w:bCs/>
+                <w:color w:val="0F1115"/>
+                <w:kern w:val="0"/>
+                <w:sz w:val="18"/>
+                <w:szCs w:val="18"/>
+              </w:rPr>
+              <w:t>定期复盘</w:t>
+            </w:r>
+          </w:p>
+        </w:tc>
+        <w:tc>
+          <w:tcPr>
+            <w:tcW w:w="6109" w:type="dxa"/>
+            <w:hideMark/>
+          </w:tcPr>
+          <w:p>
+            <w:pPr>
+              <w:widowControl/>
+              <w:jc w:val="left"/>
+              <w:rPr>
+                <w:rFonts w:ascii="Segoe UI" w:eastAsia="宋体" w:hAnsi="Segoe UI" w:cs="Segoe UI"/>
+                <w:color w:val="0F1115"/>
+                <w:kern w:val="0"/>
+                <w:sz w:val="18"/>
+                <w:szCs w:val="18"/>
+              </w:rPr>
+            </w:pPr>
+            <w:r>
+              <w:rPr>
+                <w:rFonts w:ascii="Segoe UI" w:eastAsia="宋体" w:hAnsi="Segoe UI" w:cs="Segoe UI"/>
+                <w:color w:val="0F1115"/>
+                <w:kern w:val="0"/>
+                <w:sz w:val="18"/>
+                <w:szCs w:val="18"/>
+              </w:rPr>
+              <w:t>报告到期后（</w:t>
+            </w:r>
+            <w:r>
+              <w:rPr>
+                <w:rFonts w:ascii="Segoe UI" w:eastAsia="宋体" w:hAnsi="Segoe UI" w:cs="Segoe UI"/>
+                <w:color w:val="0F1115"/>
+                <w:kern w:val="0"/>
+                <w:sz w:val="18"/>
+                <w:szCs w:val="18"/>
+              </w:rPr>
+              <w:t xml:space="preserve">20 </w:t>
+            </w:r>
+            <w:r>
+              <w:rPr>
+                <w:rFonts w:ascii="Segoe UI" w:eastAsia="宋体" w:hAnsi="Segoe UI" w:cs="Segoe UI"/>
+                <w:color w:val="0F1115"/>
+                <w:kern w:val="0"/>
+                <w:sz w:val="18"/>
+                <w:szCs w:val="18"/>
+              </w:rPr>
+              <w:t>交易日），点</w:t>
+            </w:r>
+            <w:r>
+              <w:rPr>
+                <w:rFonts w:ascii="Segoe UI" w:eastAsia="宋体" w:hAnsi="Segoe UI" w:cs="Segoe UI"/>
+                <w:color w:val="0F1115"/>
+                <w:kern w:val="0"/>
+                <w:sz w:val="18"/>
+                <w:szCs w:val="18"/>
+              </w:rPr>
+              <w:t>"</w:t>
+            </w:r>
+            <w:r>
+              <w:rPr>
+                <w:rFonts w:ascii="Segoe UI" w:eastAsia="宋体" w:hAnsi="Segoe UI" w:cs="Segoe UI"/>
+                <w:color w:val="0F1115"/>
+                <w:kern w:val="0"/>
+                <w:sz w:val="18"/>
+                <w:szCs w:val="18"/>
+              </w:rPr>
+              <w:t>复盘</w:t>
+            </w:r>
+            <w:r>
+              <w:rPr>
+                <w:rFonts w:ascii="Segoe UI" w:eastAsia="宋体" w:hAnsi="Segoe UI" w:cs="Segoe UI"/>
+                <w:color w:val="0F1115"/>
+                <w:kern w:val="0"/>
+                <w:sz w:val="18"/>
+                <w:szCs w:val="18"/>
+              </w:rPr>
+              <w:t>"Tab</w:t>
+            </w:r>
+          </w:p>
+        </w:tc>
+      </w:tr>
+      <w:tr>
+        <w:tc>
+          <w:tcPr>
+            <w:tcW w:w="1980" w:type="dxa"/>
+            <w:hideMark/>
+          </w:tcPr>
+          <w:p>
+            <w:pPr>
+              <w:widowControl/>
+              <w:jc w:val="left"/>
+              <w:rPr>
+                <w:rFonts w:ascii="Segoe UI" w:eastAsia="宋体" w:hAnsi="Segoe UI" w:cs="Segoe UI"/>
+                <w:color w:val="0F1115"/>
+                <w:kern w:val="0"/>
+                <w:sz w:val="18"/>
+                <w:szCs w:val="18"/>
+              </w:rPr>
+            </w:pPr>
+            <w:r>
+              <w:rPr>
+                <w:rFonts w:ascii="Segoe UI" w:eastAsia="宋体" w:hAnsi="Segoe UI" w:cs="Segoe UI"/>
+                <w:b/>
+                <w:bCs/>
+                <w:color w:val="0F1115"/>
+                <w:kern w:val="0"/>
+                <w:sz w:val="18"/>
+                <w:szCs w:val="18"/>
+              </w:rPr>
+              <w:t>规则维护</w:t>
+            </w:r>
+          </w:p>
+        </w:tc>
+        <w:tc>
+          <w:tcPr>
+            <w:tcW w:w="6109" w:type="dxa"/>
+            <w:hideMark/>
+          </w:tcPr>
+          <w:p>
+            <w:pPr>
+              <w:widowControl/>
+              <w:jc w:val="left"/>
+              <w:rPr>
+                <w:rFonts w:ascii="Segoe UI" w:eastAsia="宋体" w:hAnsi="Segoe UI" w:cs="Segoe UI"/>
+                <w:color w:val="0F1115"/>
+                <w:kern w:val="0"/>
+                <w:sz w:val="18"/>
+                <w:szCs w:val="18"/>
+              </w:rPr>
+            </w:pPr>
+            <w:r>
+              <w:rPr>
+                <w:rFonts w:ascii="Segoe UI" w:eastAsia="宋体" w:hAnsi="Segoe UI" w:cs="Segoe UI"/>
+                <w:color w:val="0F1115"/>
+                <w:kern w:val="0"/>
+                <w:sz w:val="18"/>
+                <w:szCs w:val="18"/>
+              </w:rPr>
+              <w:t>定期看</w:t>
+            </w:r>
+            <w:r>
+              <w:rPr>
+                <w:rFonts w:ascii="Segoe UI" w:eastAsia="宋体" w:hAnsi="Segoe UI" w:cs="Segoe UI"/>
+                <w:color w:val="0F1115"/>
+                <w:kern w:val="0"/>
+                <w:sz w:val="18"/>
+                <w:szCs w:val="18"/>
+              </w:rPr>
+              <w:t>"</w:t>
+            </w:r>
+            <w:r>
+              <w:rPr>
+                <w:rFonts w:ascii="Segoe UI" w:eastAsia="宋体" w:hAnsi="Segoe UI" w:cs="Segoe UI"/>
+                <w:color w:val="0F1115"/>
+                <w:kern w:val="0"/>
+                <w:sz w:val="18"/>
+                <w:szCs w:val="18"/>
+              </w:rPr>
+              <w:t>规则库</w:t>
+            </w:r>
+            <w:r>
+              <w:rPr>
+                <w:rFonts w:ascii="Segoe UI" w:eastAsia="宋体" w:hAnsi="Segoe UI" w:cs="Segoe UI"/>
+                <w:color w:val="0F1115"/>
+                <w:kern w:val="0"/>
+                <w:sz w:val="18"/>
+                <w:szCs w:val="18"/>
+              </w:rPr>
+              <w:t xml:space="preserve">"Tab </w:t>
+            </w:r>
+            <w:r>
+              <w:rPr>
+                <w:rFonts w:ascii="Segoe UI" w:eastAsia="宋体" w:hAnsi="Segoe UI" w:cs="Segoe UI"/>
+                <w:color w:val="0F1115"/>
+                <w:kern w:val="0"/>
+                <w:sz w:val="18"/>
+                <w:szCs w:val="18"/>
+              </w:rPr>
+              <w:t>的待审核项，一键采纳</w:t>
+            </w:r>
+          </w:p>
+        </w:tc>
+      </w:tr>
+    </w:tbl>
+    <w:p>
+      <w:pPr>
         <w:rPr>
           <w:rFonts w:hint="eastAsia"/>
         </w:rPr>
@@ -10454,7 +10930,6 @@
                 <w:sz w:val="18"/>
                 <w:szCs w:val="18"/>
               </w:rPr>
-              <w:lastRenderedPageBreak/>
               <w:t>README.md</w:t>
             </w:r>
           </w:p>
